--- a/2026C_formal/deliver/问题二对应的代码与说明/问题二_代码说明.docx
+++ b/2026C_formal/deliver/问题二对应的代码与说明/问题二_代码说明.docx
@@ -8,7 +8,8 @@
       </w:pPr>
       <w:r>
         <w:rPr>
-          <w:rFonts w:ascii="Times New Roman" w:hAnsi="Times New Roman" w:eastAsia="黑体"/>
+          <w:rFonts w:ascii="宋体" w:hAnsi="宋体" w:eastAsia="宋体" w:cs="宋体"/>
+          <w:color w:val="000000"/>
         </w:rPr>
         <w:t>问题二_代码说明</w:t>
       </w:r>
@@ -19,13 +20,19 @@
       </w:pPr>
       <w:r>
         <w:rPr>
-          <w:rFonts w:ascii="Times New Roman" w:hAnsi="Times New Roman" w:eastAsia="黑体"/>
+          <w:rFonts w:ascii="宋体" w:hAnsi="宋体" w:eastAsia="宋体" w:cs="宋体"/>
+          <w:color w:val="000000"/>
         </w:rPr>
         <w:t>算的是什么</w:t>
       </w:r>
     </w:p>
     <w:p>
+      <w:pPr/>
       <w:r>
+        <w:rPr>
+          <w:rFonts w:ascii="宋体" w:hAnsi="宋体" w:eastAsia="宋体" w:cs="宋体"/>
+          <w:color w:val="000000"/>
+        </w:rPr>
         <w:t>本程序解决题目第二问：未来负荷与光伏出力并不知道，只能依据历史数据预测。程序在每天零时先做预测，再据此制定当天的购电与储能计划，并使在预测不确定下的期望费用最小。</w:t>
       </w:r>
     </w:p>
@@ -35,13 +42,19 @@
       </w:pPr>
       <w:r>
         <w:rPr>
-          <w:rFonts w:ascii="Times New Roman" w:hAnsi="Times New Roman" w:eastAsia="黑体"/>
+          <w:rFonts w:ascii="宋体" w:hAnsi="宋体" w:eastAsia="宋体" w:cs="宋体"/>
+          <w:color w:val="000000"/>
         </w:rPr>
         <w:t>按什么思路实现</w:t>
       </w:r>
     </w:p>
     <w:p>
+      <w:pPr/>
       <w:r>
+        <w:rPr>
+          <w:rFonts w:ascii="宋体" w:hAnsi="宋体" w:eastAsia="宋体" w:cs="宋体"/>
+          <w:color w:val="000000"/>
+        </w:rPr>
         <w:t>预测环节采用同周期回溯：取历史上与目标日同一星期的最近若干天求平均作为基础预测，再用最近若干天同时段的平均预测误差做逐小时偏差校正。由于预测必然有误差，程序把过去的预测误差整理成历史误差日，每天从中随机抽取若干天构造若干套可能出现的负荷与光伏情景，在这些情景上求一个两阶段随机规划：第一阶段只确定当天对外的购电计划（该计划对所有情景相同，因为制定计划时并不知道当天究竟是哪一套情景），第二阶段针对每一套情景安排储能充放电与紧急购电。为避免模型把当天结束当作终点而错误放空储能，优化视野取七天，用后续六天的费用估计当天日末储电量的价值。</w:t>
       </w:r>
     </w:p>
@@ -51,18 +64,29 @@
       </w:pPr>
       <w:r>
         <w:rPr>
-          <w:rFonts w:ascii="Times New Roman" w:hAnsi="Times New Roman" w:eastAsia="黑体"/>
+          <w:rFonts w:ascii="宋体" w:hAnsi="宋体" w:eastAsia="宋体" w:cs="宋体"/>
+          <w:color w:val="000000"/>
         </w:rPr>
         <w:t>得到什么结果</w:t>
       </w:r>
     </w:p>
     <w:p>
+      <w:pPr/>
       <w:r>
-        <w:t>在报送窗口内，采用七天滚动随机优化得到的购电总费用为 14806890.28 元，其中正常购电与调整费用 13149064.98 元、紧急购电费用 1657825.30 元，紧急购电量 269241 千瓦时，全年弃光 1327853 千瓦时。</w:t>
+        <w:rPr>
+          <w:rFonts w:ascii="宋体" w:hAnsi="宋体" w:eastAsia="宋体" w:cs="宋体"/>
+          <w:color w:val="000000"/>
+        </w:rPr>
+        <w:t>在报送窗口内，采用七天滚动随机优化得到的购电总费用为14806890.28元，其中正常购电与调整费用13149064.98元、紧急购电费用1657825.30元，紧急购电量269241千瓦时，全年弃光1327853千瓦时。</w:t>
       </w:r>
     </w:p>
     <w:p>
+      <w:pPr/>
       <w:r>
+        <w:rPr>
+          <w:rFonts w:ascii="宋体" w:hAnsi="宋体" w:eastAsia="宋体" w:cs="宋体"/>
+          <w:color w:val="000000"/>
+        </w:rPr>
         <w:t>程序同时给出不考虑预测不确定性时的理想信息基准，两者之差即为预测不确定性所带来的代价。</w:t>
       </w:r>
     </w:p>
@@ -284,10 +308,11 @@
   <w:docDefaults>
     <w:rPrDefault>
       <w:rPr>
-        <w:rFonts w:asciiTheme="minorHAnsi" w:eastAsiaTheme="minorEastAsia" w:hAnsiTheme="minorHAnsi" w:cstheme="minorBidi"/>
+        <w:rFonts w:asciiTheme="minorHAnsi" w:eastAsiaTheme="minorEastAsia" w:hAnsiTheme="minorHAnsi" w:cstheme="minorBidi" w:ascii="宋体" w:hAnsi="宋体" w:eastAsia="宋体" w:cs="宋体"/>
         <w:sz w:val="22"/>
         <w:szCs w:val="22"/>
         <w:lang w:val="en-US" w:eastAsia="en-US" w:bidi="ar-SA"/>
+        <w:color w:val="000000"/>
       </w:rPr>
     </w:rPrDefault>
     <w:pPrDefault>
@@ -440,7 +465,8 @@
     <w:qFormat/>
     <w:rsid w:val="00FC693F"/>
     <w:rPr>
-      <w:rFonts w:ascii="Times New Roman" w:hAnsi="Times New Roman" w:eastAsia="宋体"/>
+      <w:rFonts w:ascii="宋体" w:hAnsi="宋体" w:eastAsia="宋体" w:cs="宋体"/>
+      <w:color w:val="000000"/>
       <w:sz w:val="24"/>
     </w:rPr>
   </w:style>
@@ -503,10 +529,10 @@
       <w:outlineLvl w:val="0"/>
     </w:pPr>
     <w:rPr>
-      <w:rFonts w:asciiTheme="majorHAnsi" w:eastAsiaTheme="majorEastAsia" w:hAnsiTheme="majorHAnsi" w:cstheme="majorBidi"/>
+      <w:rFonts w:asciiTheme="majorHAnsi" w:eastAsiaTheme="majorEastAsia" w:hAnsiTheme="majorHAnsi" w:cstheme="majorBidi" w:ascii="宋体" w:hAnsi="宋体" w:eastAsia="宋体" w:cs="宋体"/>
       <w:b/>
       <w:bCs/>
-      <w:color w:val="365F91" w:themeColor="accent1" w:themeShade="BF"/>
+      <w:color w:val="000000"/>
       <w:sz w:val="28"/>
       <w:szCs w:val="28"/>
     </w:rPr>
@@ -527,10 +553,10 @@
       <w:outlineLvl w:val="1"/>
     </w:pPr>
     <w:rPr>
-      <w:rFonts w:asciiTheme="majorHAnsi" w:eastAsiaTheme="majorEastAsia" w:hAnsiTheme="majorHAnsi" w:cstheme="majorBidi"/>
+      <w:rFonts w:asciiTheme="majorHAnsi" w:eastAsiaTheme="majorEastAsia" w:hAnsiTheme="majorHAnsi" w:cstheme="majorBidi" w:ascii="宋体" w:hAnsi="宋体" w:eastAsia="宋体" w:cs="宋体"/>
       <w:b/>
       <w:bCs/>
-      <w:color w:val="4F81BD" w:themeColor="accent1"/>
+      <w:color w:val="000000"/>
       <w:sz w:val="26"/>
       <w:szCs w:val="26"/>
     </w:rPr>
@@ -551,10 +577,10 @@
       <w:outlineLvl w:val="2"/>
     </w:pPr>
     <w:rPr>
-      <w:rFonts w:asciiTheme="majorHAnsi" w:eastAsiaTheme="majorEastAsia" w:hAnsiTheme="majorHAnsi" w:cstheme="majorBidi"/>
+      <w:rFonts w:asciiTheme="majorHAnsi" w:eastAsiaTheme="majorEastAsia" w:hAnsiTheme="majorHAnsi" w:cstheme="majorBidi" w:ascii="宋体" w:hAnsi="宋体" w:eastAsia="宋体" w:cs="宋体"/>
       <w:b/>
       <w:bCs/>
-      <w:color w:val="4F81BD" w:themeColor="accent1"/>
+      <w:color w:val="000000"/>
     </w:rPr>
   </w:style>
   <w:style w:type="paragraph" w:styleId="Heading4">
@@ -574,12 +600,12 @@
       <w:outlineLvl w:val="3"/>
     </w:pPr>
     <w:rPr>
-      <w:rFonts w:asciiTheme="majorHAnsi" w:eastAsiaTheme="majorEastAsia" w:hAnsiTheme="majorHAnsi" w:cstheme="majorBidi"/>
+      <w:rFonts w:asciiTheme="majorHAnsi" w:eastAsiaTheme="majorEastAsia" w:hAnsiTheme="majorHAnsi" w:cstheme="majorBidi" w:ascii="宋体" w:hAnsi="宋体" w:eastAsia="宋体" w:cs="宋体"/>
       <w:b/>
       <w:bCs/>
       <w:i/>
       <w:iCs/>
-      <w:color w:val="4F81BD" w:themeColor="accent1"/>
+      <w:color w:val="000000"/>
     </w:rPr>
   </w:style>
   <w:style w:type="paragraph" w:styleId="Heading5">
@@ -599,8 +625,8 @@
       <w:outlineLvl w:val="4"/>
     </w:pPr>
     <w:rPr>
-      <w:rFonts w:asciiTheme="majorHAnsi" w:eastAsiaTheme="majorEastAsia" w:hAnsiTheme="majorHAnsi" w:cstheme="majorBidi"/>
-      <w:color w:val="243F60" w:themeColor="accent1" w:themeShade="7F"/>
+      <w:rFonts w:asciiTheme="majorHAnsi" w:eastAsiaTheme="majorEastAsia" w:hAnsiTheme="majorHAnsi" w:cstheme="majorBidi" w:ascii="宋体" w:hAnsi="宋体" w:eastAsia="宋体" w:cs="宋体"/>
+      <w:color w:val="000000"/>
     </w:rPr>
   </w:style>
   <w:style w:type="paragraph" w:styleId="Heading6">
@@ -620,10 +646,10 @@
       <w:outlineLvl w:val="5"/>
     </w:pPr>
     <w:rPr>
-      <w:rFonts w:asciiTheme="majorHAnsi" w:eastAsiaTheme="majorEastAsia" w:hAnsiTheme="majorHAnsi" w:cstheme="majorBidi"/>
+      <w:rFonts w:asciiTheme="majorHAnsi" w:eastAsiaTheme="majorEastAsia" w:hAnsiTheme="majorHAnsi" w:cstheme="majorBidi" w:ascii="宋体" w:hAnsi="宋体" w:eastAsia="宋体" w:cs="宋体"/>
       <w:i/>
       <w:iCs/>
-      <w:color w:val="243F60" w:themeColor="accent1" w:themeShade="7F"/>
+      <w:color w:val="000000"/>
     </w:rPr>
   </w:style>
   <w:style w:type="paragraph" w:styleId="Heading7">
@@ -643,10 +669,10 @@
       <w:outlineLvl w:val="6"/>
     </w:pPr>
     <w:rPr>
-      <w:rFonts w:asciiTheme="majorHAnsi" w:eastAsiaTheme="majorEastAsia" w:hAnsiTheme="majorHAnsi" w:cstheme="majorBidi"/>
+      <w:rFonts w:asciiTheme="majorHAnsi" w:eastAsiaTheme="majorEastAsia" w:hAnsiTheme="majorHAnsi" w:cstheme="majorBidi" w:ascii="宋体" w:hAnsi="宋体" w:eastAsia="宋体" w:cs="宋体"/>
       <w:i/>
       <w:iCs/>
-      <w:color w:val="404040" w:themeColor="text1" w:themeTint="BF"/>
+      <w:color w:val="000000"/>
     </w:rPr>
   </w:style>
   <w:style w:type="paragraph" w:styleId="Heading8">
@@ -666,8 +692,8 @@
       <w:outlineLvl w:val="7"/>
     </w:pPr>
     <w:rPr>
-      <w:rFonts w:asciiTheme="majorHAnsi" w:eastAsiaTheme="majorEastAsia" w:hAnsiTheme="majorHAnsi" w:cstheme="majorBidi"/>
-      <w:color w:val="4F81BD" w:themeColor="accent1"/>
+      <w:rFonts w:asciiTheme="majorHAnsi" w:eastAsiaTheme="majorEastAsia" w:hAnsiTheme="majorHAnsi" w:cstheme="majorBidi" w:ascii="宋体" w:hAnsi="宋体" w:eastAsia="宋体" w:cs="宋体"/>
+      <w:color w:val="000000"/>
       <w:sz w:val="20"/>
       <w:szCs w:val="20"/>
     </w:rPr>
@@ -689,10 +715,10 @@
       <w:outlineLvl w:val="8"/>
     </w:pPr>
     <w:rPr>
-      <w:rFonts w:asciiTheme="majorHAnsi" w:eastAsiaTheme="majorEastAsia" w:hAnsiTheme="majorHAnsi" w:cstheme="majorBidi"/>
+      <w:rFonts w:asciiTheme="majorHAnsi" w:eastAsiaTheme="majorEastAsia" w:hAnsiTheme="majorHAnsi" w:cstheme="majorBidi" w:ascii="宋体" w:hAnsi="宋体" w:eastAsia="宋体" w:cs="宋体"/>
       <w:i/>
       <w:iCs/>
-      <w:color w:val="404040" w:themeColor="text1" w:themeTint="BF"/>
+      <w:color w:val="000000"/>
       <w:sz w:val="20"/>
       <w:szCs w:val="20"/>
     </w:rPr>
@@ -740,10 +766,10 @@
     <w:uiPriority w:val="9"/>
     <w:rsid w:val="00FC693F"/>
     <w:rPr>
-      <w:rFonts w:asciiTheme="majorHAnsi" w:eastAsiaTheme="majorEastAsia" w:hAnsiTheme="majorHAnsi" w:cstheme="majorBidi"/>
+      <w:rFonts w:asciiTheme="majorHAnsi" w:eastAsiaTheme="majorEastAsia" w:hAnsiTheme="majorHAnsi" w:cstheme="majorBidi" w:ascii="宋体" w:hAnsi="宋体" w:eastAsia="宋体" w:cs="宋体"/>
       <w:b/>
       <w:bCs/>
-      <w:color w:val="365F91" w:themeColor="accent1" w:themeShade="BF"/>
+      <w:color w:val="000000"/>
       <w:sz w:val="28"/>
       <w:szCs w:val="28"/>
     </w:rPr>
@@ -755,10 +781,10 @@
     <w:uiPriority w:val="9"/>
     <w:rsid w:val="00FC693F"/>
     <w:rPr>
-      <w:rFonts w:asciiTheme="majorHAnsi" w:eastAsiaTheme="majorEastAsia" w:hAnsiTheme="majorHAnsi" w:cstheme="majorBidi"/>
+      <w:rFonts w:asciiTheme="majorHAnsi" w:eastAsiaTheme="majorEastAsia" w:hAnsiTheme="majorHAnsi" w:cstheme="majorBidi" w:ascii="宋体" w:hAnsi="宋体" w:eastAsia="宋体" w:cs="宋体"/>
       <w:b/>
       <w:bCs/>
-      <w:color w:val="4F81BD" w:themeColor="accent1"/>
+      <w:color w:val="000000"/>
       <w:sz w:val="26"/>
       <w:szCs w:val="26"/>
     </w:rPr>
@@ -770,10 +796,10 @@
     <w:uiPriority w:val="9"/>
     <w:rsid w:val="00FC693F"/>
     <w:rPr>
-      <w:rFonts w:asciiTheme="majorHAnsi" w:eastAsiaTheme="majorEastAsia" w:hAnsiTheme="majorHAnsi" w:cstheme="majorBidi"/>
+      <w:rFonts w:asciiTheme="majorHAnsi" w:eastAsiaTheme="majorEastAsia" w:hAnsiTheme="majorHAnsi" w:cstheme="majorBidi" w:ascii="宋体" w:hAnsi="宋体" w:eastAsia="宋体" w:cs="宋体"/>
       <w:b/>
       <w:bCs/>
-      <w:color w:val="4F81BD" w:themeColor="accent1"/>
+      <w:color w:val="000000"/>
     </w:rPr>
   </w:style>
   <w:style w:type="paragraph" w:styleId="Title">
@@ -792,8 +818,8 @@
       <w:contextualSpacing/>
     </w:pPr>
     <w:rPr>
-      <w:rFonts w:asciiTheme="majorHAnsi" w:eastAsiaTheme="majorEastAsia" w:hAnsiTheme="majorHAnsi" w:cstheme="majorBidi"/>
-      <w:color w:val="17365D" w:themeColor="text2" w:themeShade="BF"/>
+      <w:rFonts w:asciiTheme="majorHAnsi" w:eastAsiaTheme="majorEastAsia" w:hAnsiTheme="majorHAnsi" w:cstheme="majorBidi" w:ascii="宋体" w:hAnsi="宋体" w:eastAsia="宋体" w:cs="宋体"/>
+      <w:color w:val="000000"/>
       <w:spacing w:val="5"/>
       <w:kern w:val="28"/>
       <w:sz w:val="52"/>
@@ -807,8 +833,8 @@
     <w:uiPriority w:val="10"/>
     <w:rsid w:val="00FC693F"/>
     <w:rPr>
-      <w:rFonts w:asciiTheme="majorHAnsi" w:eastAsiaTheme="majorEastAsia" w:hAnsiTheme="majorHAnsi" w:cstheme="majorBidi"/>
-      <w:color w:val="17365D" w:themeColor="text2" w:themeShade="BF"/>
+      <w:rFonts w:asciiTheme="majorHAnsi" w:eastAsiaTheme="majorEastAsia" w:hAnsiTheme="majorHAnsi" w:cstheme="majorBidi" w:ascii="宋体" w:hAnsi="宋体" w:eastAsia="宋体" w:cs="宋体"/>
+      <w:color w:val="000000"/>
       <w:spacing w:val="5"/>
       <w:kern w:val="28"/>
       <w:sz w:val="52"/>
@@ -829,10 +855,10 @@
       </w:numPr>
     </w:pPr>
     <w:rPr>
-      <w:rFonts w:asciiTheme="majorHAnsi" w:eastAsiaTheme="majorEastAsia" w:hAnsiTheme="majorHAnsi" w:cstheme="majorBidi"/>
+      <w:rFonts w:asciiTheme="majorHAnsi" w:eastAsiaTheme="majorEastAsia" w:hAnsiTheme="majorHAnsi" w:cstheme="majorBidi" w:ascii="宋体" w:hAnsi="宋体" w:eastAsia="宋体" w:cs="宋体"/>
       <w:i/>
       <w:iCs/>
-      <w:color w:val="4F81BD" w:themeColor="accent1"/>
+      <w:color w:val="000000"/>
       <w:spacing w:val="15"/>
       <w:sz w:val="24"/>
       <w:szCs w:val="24"/>
@@ -845,10 +871,10 @@
     <w:uiPriority w:val="11"/>
     <w:rsid w:val="00FC693F"/>
     <w:rPr>
-      <w:rFonts w:asciiTheme="majorHAnsi" w:eastAsiaTheme="majorEastAsia" w:hAnsiTheme="majorHAnsi" w:cstheme="majorBidi"/>
+      <w:rFonts w:asciiTheme="majorHAnsi" w:eastAsiaTheme="majorEastAsia" w:hAnsiTheme="majorHAnsi" w:cstheme="majorBidi" w:ascii="宋体" w:hAnsi="宋体" w:eastAsia="宋体" w:cs="宋体"/>
       <w:i/>
       <w:iCs/>
-      <w:color w:val="4F81BD" w:themeColor="accent1"/>
+      <w:color w:val="000000"/>
       <w:spacing w:val="15"/>
       <w:sz w:val="24"/>
       <w:szCs w:val="24"/>
@@ -1092,7 +1118,7 @@
       </w:tabs>
     </w:pPr>
     <w:rPr>
-      <w:rFonts w:ascii="Courier" w:hAnsi="Courier"/>
+      <w:rFonts w:ascii="宋体" w:hAnsi="宋体" w:eastAsia="宋体" w:cs="宋体"/>
       <w:sz w:val="20"/>
       <w:szCs w:val="20"/>
     </w:rPr>
@@ -1104,7 +1130,7 @@
     <w:uiPriority w:val="99"/>
     <w:rsid w:val="0029639D"/>
     <w:rPr>
-      <w:rFonts w:ascii="Courier" w:hAnsi="Courier"/>
+      <w:rFonts w:ascii="宋体" w:hAnsi="宋体" w:eastAsia="宋体" w:cs="宋体"/>
       <w:sz w:val="20"/>
       <w:szCs w:val="20"/>
     </w:rPr>
@@ -1120,7 +1146,7 @@
     <w:rPr>
       <w:i/>
       <w:iCs/>
-      <w:color w:val="000000" w:themeColor="text1"/>
+      <w:color w:val="000000"/>
     </w:rPr>
   </w:style>
   <w:style w:type="character" w:customStyle="1" w:styleId="QuoteChar">
@@ -1132,7 +1158,7 @@
     <w:rPr>
       <w:i/>
       <w:iCs/>
-      <w:color w:val="000000" w:themeColor="text1"/>
+      <w:color w:val="000000"/>
     </w:rPr>
   </w:style>
   <w:style w:type="character" w:customStyle="1" w:styleId="Heading4Char">
@@ -1143,12 +1169,12 @@
     <w:semiHidden/>
     <w:rsid w:val="00FC693F"/>
     <w:rPr>
-      <w:rFonts w:asciiTheme="majorHAnsi" w:eastAsiaTheme="majorEastAsia" w:hAnsiTheme="majorHAnsi" w:cstheme="majorBidi"/>
+      <w:rFonts w:asciiTheme="majorHAnsi" w:eastAsiaTheme="majorEastAsia" w:hAnsiTheme="majorHAnsi" w:cstheme="majorBidi" w:ascii="宋体" w:hAnsi="宋体" w:eastAsia="宋体" w:cs="宋体"/>
       <w:b/>
       <w:bCs/>
       <w:i/>
       <w:iCs/>
-      <w:color w:val="4F81BD" w:themeColor="accent1"/>
+      <w:color w:val="000000"/>
     </w:rPr>
   </w:style>
   <w:style w:type="character" w:customStyle="1" w:styleId="Heading5Char">
@@ -1159,8 +1185,8 @@
     <w:semiHidden/>
     <w:rsid w:val="00FC693F"/>
     <w:rPr>
-      <w:rFonts w:asciiTheme="majorHAnsi" w:eastAsiaTheme="majorEastAsia" w:hAnsiTheme="majorHAnsi" w:cstheme="majorBidi"/>
-      <w:color w:val="243F60" w:themeColor="accent1" w:themeShade="7F"/>
+      <w:rFonts w:asciiTheme="majorHAnsi" w:eastAsiaTheme="majorEastAsia" w:hAnsiTheme="majorHAnsi" w:cstheme="majorBidi" w:ascii="宋体" w:hAnsi="宋体" w:eastAsia="宋体" w:cs="宋体"/>
+      <w:color w:val="000000"/>
     </w:rPr>
   </w:style>
   <w:style w:type="character" w:customStyle="1" w:styleId="Heading6Char">
@@ -1171,10 +1197,10 @@
     <w:semiHidden/>
     <w:rsid w:val="00FC693F"/>
     <w:rPr>
-      <w:rFonts w:asciiTheme="majorHAnsi" w:eastAsiaTheme="majorEastAsia" w:hAnsiTheme="majorHAnsi" w:cstheme="majorBidi"/>
+      <w:rFonts w:asciiTheme="majorHAnsi" w:eastAsiaTheme="majorEastAsia" w:hAnsiTheme="majorHAnsi" w:cstheme="majorBidi" w:ascii="宋体" w:hAnsi="宋体" w:eastAsia="宋体" w:cs="宋体"/>
       <w:i/>
       <w:iCs/>
-      <w:color w:val="243F60" w:themeColor="accent1" w:themeShade="7F"/>
+      <w:color w:val="000000"/>
     </w:rPr>
   </w:style>
   <w:style w:type="character" w:customStyle="1" w:styleId="Heading7Char">
@@ -1185,10 +1211,10 @@
     <w:semiHidden/>
     <w:rsid w:val="00FC693F"/>
     <w:rPr>
-      <w:rFonts w:asciiTheme="majorHAnsi" w:eastAsiaTheme="majorEastAsia" w:hAnsiTheme="majorHAnsi" w:cstheme="majorBidi"/>
+      <w:rFonts w:asciiTheme="majorHAnsi" w:eastAsiaTheme="majorEastAsia" w:hAnsiTheme="majorHAnsi" w:cstheme="majorBidi" w:ascii="宋体" w:hAnsi="宋体" w:eastAsia="宋体" w:cs="宋体"/>
       <w:i/>
       <w:iCs/>
-      <w:color w:val="404040" w:themeColor="text1" w:themeTint="BF"/>
+      <w:color w:val="000000"/>
     </w:rPr>
   </w:style>
   <w:style w:type="character" w:customStyle="1" w:styleId="Heading8Char">
@@ -1199,8 +1225,8 @@
     <w:semiHidden/>
     <w:rsid w:val="00FC693F"/>
     <w:rPr>
-      <w:rFonts w:asciiTheme="majorHAnsi" w:eastAsiaTheme="majorEastAsia" w:hAnsiTheme="majorHAnsi" w:cstheme="majorBidi"/>
-      <w:color w:val="4F81BD" w:themeColor="accent1"/>
+      <w:rFonts w:asciiTheme="majorHAnsi" w:eastAsiaTheme="majorEastAsia" w:hAnsiTheme="majorHAnsi" w:cstheme="majorBidi" w:ascii="宋体" w:hAnsi="宋体" w:eastAsia="宋体" w:cs="宋体"/>
+      <w:color w:val="000000"/>
       <w:sz w:val="20"/>
       <w:szCs w:val="20"/>
     </w:rPr>
@@ -1213,10 +1239,10 @@
     <w:semiHidden/>
     <w:rsid w:val="00FC693F"/>
     <w:rPr>
-      <w:rFonts w:asciiTheme="majorHAnsi" w:eastAsiaTheme="majorEastAsia" w:hAnsiTheme="majorHAnsi" w:cstheme="majorBidi"/>
+      <w:rFonts w:asciiTheme="majorHAnsi" w:eastAsiaTheme="majorEastAsia" w:hAnsiTheme="majorHAnsi" w:cstheme="majorBidi" w:ascii="宋体" w:hAnsi="宋体" w:eastAsia="宋体" w:cs="宋体"/>
       <w:i/>
       <w:iCs/>
-      <w:color w:val="404040" w:themeColor="text1" w:themeTint="BF"/>
+      <w:color w:val="000000"/>
       <w:sz w:val="20"/>
       <w:szCs w:val="20"/>
     </w:rPr>
@@ -1236,7 +1262,7 @@
     <w:rPr>
       <w:b/>
       <w:bCs/>
-      <w:color w:val="4F81BD" w:themeColor="accent1"/>
+      <w:color w:val="000000"/>
       <w:sz w:val="18"/>
       <w:szCs w:val="18"/>
     </w:rPr>
@@ -1283,7 +1309,7 @@
       <w:bCs/>
       <w:i/>
       <w:iCs/>
-      <w:color w:val="4F81BD" w:themeColor="accent1"/>
+      <w:color w:val="000000"/>
     </w:rPr>
   </w:style>
   <w:style w:type="character" w:customStyle="1" w:styleId="IntenseQuoteChar">
@@ -1297,7 +1323,7 @@
       <w:bCs/>
       <w:i/>
       <w:iCs/>
-      <w:color w:val="4F81BD" w:themeColor="accent1"/>
+      <w:color w:val="000000"/>
     </w:rPr>
   </w:style>
   <w:style w:type="character" w:styleId="SubtleEmphasis">
@@ -1309,7 +1335,7 @@
     <w:rPr>
       <w:i/>
       <w:iCs/>
-      <w:color w:val="808080" w:themeColor="text1" w:themeTint="7F"/>
+      <w:color w:val="000000"/>
     </w:rPr>
   </w:style>
   <w:style w:type="character" w:styleId="IntenseEmphasis">
@@ -1323,7 +1349,7 @@
       <w:bCs/>
       <w:i/>
       <w:iCs/>
-      <w:color w:val="4F81BD" w:themeColor="accent1"/>
+      <w:color w:val="000000"/>
     </w:rPr>
   </w:style>
   <w:style w:type="character" w:styleId="SubtleReference">
@@ -1334,7 +1360,7 @@
     <w:rsid w:val="00FC693F"/>
     <w:rPr>
       <w:smallCaps/>
-      <w:color w:val="C0504D" w:themeColor="accent2"/>
+      <w:color w:val="000000"/>
       <w:u w:val="single"/>
     </w:rPr>
   </w:style>
@@ -1348,7 +1374,7 @@
       <w:b/>
       <w:bCs/>
       <w:smallCaps/>
-      <w:color w:val="C0504D" w:themeColor="accent2"/>
+      <w:color w:val="000000"/>
       <w:spacing w:val="5"/>
       <w:u w:val="single"/>
     </w:rPr>
@@ -1414,7 +1440,7 @@
       <w:spacing w:after="0" w:line="240" w:lineRule="auto"/>
     </w:pPr>
     <w:rPr>
-      <w:color w:val="000000" w:themeColor="text1" w:themeShade="BF"/>
+      <w:color w:val="000000"/>
     </w:rPr>
     <w:tblPr>
       <w:tblStyleRowBandSize w:val="1"/>
@@ -1517,7 +1543,7 @@
       <w:spacing w:after="0" w:line="240" w:lineRule="auto"/>
     </w:pPr>
     <w:rPr>
-      <w:color w:val="365F91" w:themeColor="accent1" w:themeShade="BF"/>
+      <w:color w:val="000000"/>
     </w:rPr>
     <w:tblPr>
       <w:tblStyleRowBandSize w:val="1"/>
@@ -1620,7 +1646,7 @@
       <w:spacing w:after="0" w:line="240" w:lineRule="auto"/>
     </w:pPr>
     <w:rPr>
-      <w:color w:val="943634" w:themeColor="accent2" w:themeShade="BF"/>
+      <w:color w:val="000000"/>
     </w:rPr>
     <w:tblPr>
       <w:tblStyleRowBandSize w:val="1"/>
@@ -1723,7 +1749,7 @@
       <w:spacing w:after="0" w:line="240" w:lineRule="auto"/>
     </w:pPr>
     <w:rPr>
-      <w:color w:val="76923C" w:themeColor="accent3" w:themeShade="BF"/>
+      <w:color w:val="000000"/>
     </w:rPr>
     <w:tblPr>
       <w:tblStyleRowBandSize w:val="1"/>
@@ -1826,7 +1852,7 @@
       <w:spacing w:after="0" w:line="240" w:lineRule="auto"/>
     </w:pPr>
     <w:rPr>
-      <w:color w:val="5F497A" w:themeColor="accent4" w:themeShade="BF"/>
+      <w:color w:val="000000"/>
     </w:rPr>
     <w:tblPr>
       <w:tblStyleRowBandSize w:val="1"/>
@@ -1929,7 +1955,7 @@
       <w:spacing w:after="0" w:line="240" w:lineRule="auto"/>
     </w:pPr>
     <w:rPr>
-      <w:color w:val="31849B" w:themeColor="accent5" w:themeShade="BF"/>
+      <w:color w:val="000000"/>
     </w:rPr>
     <w:tblPr>
       <w:tblStyleRowBandSize w:val="1"/>
@@ -2032,7 +2058,7 @@
       <w:spacing w:after="0" w:line="240" w:lineRule="auto"/>
     </w:pPr>
     <w:rPr>
-      <w:color w:val="E36C0A" w:themeColor="accent6" w:themeShade="BF"/>
+      <w:color w:val="000000"/>
     </w:rPr>
     <w:tblPr>
       <w:tblStyleRowBandSize w:val="1"/>
@@ -2158,7 +2184,7 @@
       <w:rPr>
         <w:b/>
         <w:bCs/>
-        <w:color w:val="FFFFFF" w:themeColor="background1"/>
+        <w:color w:val="000000"/>
       </w:rPr>
       <w:tblPr/>
       <w:tcPr>
@@ -2250,7 +2276,7 @@
       <w:rPr>
         <w:b/>
         <w:bCs/>
-        <w:color w:val="FFFFFF" w:themeColor="background1"/>
+        <w:color w:val="000000"/>
       </w:rPr>
       <w:tblPr/>
       <w:tcPr>
@@ -2342,7 +2368,7 @@
       <w:rPr>
         <w:b/>
         <w:bCs/>
-        <w:color w:val="FFFFFF" w:themeColor="background1"/>
+        <w:color w:val="000000"/>
       </w:rPr>
       <w:tblPr/>
       <w:tcPr>
@@ -2434,7 +2460,7 @@
       <w:rPr>
         <w:b/>
         <w:bCs/>
-        <w:color w:val="FFFFFF" w:themeColor="background1"/>
+        <w:color w:val="000000"/>
       </w:rPr>
       <w:tblPr/>
       <w:tcPr>
@@ -2526,7 +2552,7 @@
       <w:rPr>
         <w:b/>
         <w:bCs/>
-        <w:color w:val="FFFFFF" w:themeColor="background1"/>
+        <w:color w:val="000000"/>
       </w:rPr>
       <w:tblPr/>
       <w:tcPr>
@@ -2618,7 +2644,7 @@
       <w:rPr>
         <w:b/>
         <w:bCs/>
-        <w:color w:val="FFFFFF" w:themeColor="background1"/>
+        <w:color w:val="000000"/>
       </w:rPr>
       <w:tblPr/>
       <w:tcPr>
@@ -2710,7 +2736,7 @@
       <w:rPr>
         <w:b/>
         <w:bCs/>
-        <w:color w:val="FFFFFF" w:themeColor="background1"/>
+        <w:color w:val="000000"/>
       </w:rPr>
       <w:tblPr/>
       <w:tcPr>
@@ -2802,7 +2828,7 @@
         <w:spacing w:before="0" w:after="0" w:line="240" w:lineRule="auto"/>
       </w:pPr>
       <w:rPr>
-        <w:rFonts w:asciiTheme="majorHAnsi" w:eastAsiaTheme="majorEastAsia" w:hAnsiTheme="majorHAnsi" w:cstheme="majorBidi"/>
+        <w:rFonts w:asciiTheme="majorHAnsi" w:eastAsiaTheme="majorEastAsia" w:hAnsiTheme="majorHAnsi" w:cstheme="majorBidi" w:ascii="宋体" w:hAnsi="宋体" w:eastAsia="宋体" w:cs="宋体"/>
         <w:b/>
         <w:bCs/>
       </w:rPr>
@@ -2823,7 +2849,7 @@
         <w:spacing w:before="0" w:after="0" w:line="240" w:lineRule="auto"/>
       </w:pPr>
       <w:rPr>
-        <w:rFonts w:asciiTheme="majorHAnsi" w:eastAsiaTheme="majorEastAsia" w:hAnsiTheme="majorHAnsi" w:cstheme="majorBidi"/>
+        <w:rFonts w:asciiTheme="majorHAnsi" w:eastAsiaTheme="majorEastAsia" w:hAnsiTheme="majorHAnsi" w:cstheme="majorBidi" w:ascii="宋体" w:hAnsi="宋体" w:eastAsia="宋体" w:cs="宋体"/>
         <w:b/>
         <w:bCs/>
       </w:rPr>
@@ -2841,14 +2867,14 @@
     </w:tblStylePr>
     <w:tblStylePr w:type="firstCol">
       <w:rPr>
-        <w:rFonts w:asciiTheme="majorHAnsi" w:eastAsiaTheme="majorEastAsia" w:hAnsiTheme="majorHAnsi" w:cstheme="majorBidi"/>
+        <w:rFonts w:asciiTheme="majorHAnsi" w:eastAsiaTheme="majorEastAsia" w:hAnsiTheme="majorHAnsi" w:cstheme="majorBidi" w:ascii="宋体" w:hAnsi="宋体" w:eastAsia="宋体" w:cs="宋体"/>
         <w:b/>
         <w:bCs/>
       </w:rPr>
     </w:tblStylePr>
     <w:tblStylePr w:type="lastCol">
       <w:rPr>
-        <w:rFonts w:asciiTheme="majorHAnsi" w:eastAsiaTheme="majorEastAsia" w:hAnsiTheme="majorHAnsi" w:cstheme="majorBidi"/>
+        <w:rFonts w:asciiTheme="majorHAnsi" w:eastAsiaTheme="majorEastAsia" w:hAnsiTheme="majorHAnsi" w:cstheme="majorBidi" w:ascii="宋体" w:hAnsi="宋体" w:eastAsia="宋体" w:cs="宋体"/>
         <w:b/>
         <w:bCs/>
       </w:rPr>
@@ -2932,7 +2958,7 @@
         <w:spacing w:before="0" w:after="0" w:line="240" w:lineRule="auto"/>
       </w:pPr>
       <w:rPr>
-        <w:rFonts w:asciiTheme="majorHAnsi" w:eastAsiaTheme="majorEastAsia" w:hAnsiTheme="majorHAnsi" w:cstheme="majorBidi"/>
+        <w:rFonts w:asciiTheme="majorHAnsi" w:eastAsiaTheme="majorEastAsia" w:hAnsiTheme="majorHAnsi" w:cstheme="majorBidi" w:ascii="宋体" w:hAnsi="宋体" w:eastAsia="宋体" w:cs="宋体"/>
         <w:b/>
         <w:bCs/>
       </w:rPr>
@@ -2953,7 +2979,7 @@
         <w:spacing w:before="0" w:after="0" w:line="240" w:lineRule="auto"/>
       </w:pPr>
       <w:rPr>
-        <w:rFonts w:asciiTheme="majorHAnsi" w:eastAsiaTheme="majorEastAsia" w:hAnsiTheme="majorHAnsi" w:cstheme="majorBidi"/>
+        <w:rFonts w:asciiTheme="majorHAnsi" w:eastAsiaTheme="majorEastAsia" w:hAnsiTheme="majorHAnsi" w:cstheme="majorBidi" w:ascii="宋体" w:hAnsi="宋体" w:eastAsia="宋体" w:cs="宋体"/>
         <w:b/>
         <w:bCs/>
       </w:rPr>
@@ -2971,14 +2997,14 @@
     </w:tblStylePr>
     <w:tblStylePr w:type="firstCol">
       <w:rPr>
-        <w:rFonts w:asciiTheme="majorHAnsi" w:eastAsiaTheme="majorEastAsia" w:hAnsiTheme="majorHAnsi" w:cstheme="majorBidi"/>
+        <w:rFonts w:asciiTheme="majorHAnsi" w:eastAsiaTheme="majorEastAsia" w:hAnsiTheme="majorHAnsi" w:cstheme="majorBidi" w:ascii="宋体" w:hAnsi="宋体" w:eastAsia="宋体" w:cs="宋体"/>
         <w:b/>
         <w:bCs/>
       </w:rPr>
     </w:tblStylePr>
     <w:tblStylePr w:type="lastCol">
       <w:rPr>
-        <w:rFonts w:asciiTheme="majorHAnsi" w:eastAsiaTheme="majorEastAsia" w:hAnsiTheme="majorHAnsi" w:cstheme="majorBidi"/>
+        <w:rFonts w:asciiTheme="majorHAnsi" w:eastAsiaTheme="majorEastAsia" w:hAnsiTheme="majorHAnsi" w:cstheme="majorBidi" w:ascii="宋体" w:hAnsi="宋体" w:eastAsia="宋体" w:cs="宋体"/>
         <w:b/>
         <w:bCs/>
       </w:rPr>
@@ -3062,7 +3088,7 @@
         <w:spacing w:before="0" w:after="0" w:line="240" w:lineRule="auto"/>
       </w:pPr>
       <w:rPr>
-        <w:rFonts w:asciiTheme="majorHAnsi" w:eastAsiaTheme="majorEastAsia" w:hAnsiTheme="majorHAnsi" w:cstheme="majorBidi"/>
+        <w:rFonts w:asciiTheme="majorHAnsi" w:eastAsiaTheme="majorEastAsia" w:hAnsiTheme="majorHAnsi" w:cstheme="majorBidi" w:ascii="宋体" w:hAnsi="宋体" w:eastAsia="宋体" w:cs="宋体"/>
         <w:b/>
         <w:bCs/>
       </w:rPr>
@@ -3083,7 +3109,7 @@
         <w:spacing w:before="0" w:after="0" w:line="240" w:lineRule="auto"/>
       </w:pPr>
       <w:rPr>
-        <w:rFonts w:asciiTheme="majorHAnsi" w:eastAsiaTheme="majorEastAsia" w:hAnsiTheme="majorHAnsi" w:cstheme="majorBidi"/>
+        <w:rFonts w:asciiTheme="majorHAnsi" w:eastAsiaTheme="majorEastAsia" w:hAnsiTheme="majorHAnsi" w:cstheme="majorBidi" w:ascii="宋体" w:hAnsi="宋体" w:eastAsia="宋体" w:cs="宋体"/>
         <w:b/>
         <w:bCs/>
       </w:rPr>
@@ -3101,14 +3127,14 @@
     </w:tblStylePr>
     <w:tblStylePr w:type="firstCol">
       <w:rPr>
-        <w:rFonts w:asciiTheme="majorHAnsi" w:eastAsiaTheme="majorEastAsia" w:hAnsiTheme="majorHAnsi" w:cstheme="majorBidi"/>
+        <w:rFonts w:asciiTheme="majorHAnsi" w:eastAsiaTheme="majorEastAsia" w:hAnsiTheme="majorHAnsi" w:cstheme="majorBidi" w:ascii="宋体" w:hAnsi="宋体" w:eastAsia="宋体" w:cs="宋体"/>
         <w:b/>
         <w:bCs/>
       </w:rPr>
     </w:tblStylePr>
     <w:tblStylePr w:type="lastCol">
       <w:rPr>
-        <w:rFonts w:asciiTheme="majorHAnsi" w:eastAsiaTheme="majorEastAsia" w:hAnsiTheme="majorHAnsi" w:cstheme="majorBidi"/>
+        <w:rFonts w:asciiTheme="majorHAnsi" w:eastAsiaTheme="majorEastAsia" w:hAnsiTheme="majorHAnsi" w:cstheme="majorBidi" w:ascii="宋体" w:hAnsi="宋体" w:eastAsia="宋体" w:cs="宋体"/>
         <w:b/>
         <w:bCs/>
       </w:rPr>
@@ -3192,7 +3218,7 @@
         <w:spacing w:before="0" w:after="0" w:line="240" w:lineRule="auto"/>
       </w:pPr>
       <w:rPr>
-        <w:rFonts w:asciiTheme="majorHAnsi" w:eastAsiaTheme="majorEastAsia" w:hAnsiTheme="majorHAnsi" w:cstheme="majorBidi"/>
+        <w:rFonts w:asciiTheme="majorHAnsi" w:eastAsiaTheme="majorEastAsia" w:hAnsiTheme="majorHAnsi" w:cstheme="majorBidi" w:ascii="宋体" w:hAnsi="宋体" w:eastAsia="宋体" w:cs="宋体"/>
         <w:b/>
         <w:bCs/>
       </w:rPr>
@@ -3213,7 +3239,7 @@
         <w:spacing w:before="0" w:after="0" w:line="240" w:lineRule="auto"/>
       </w:pPr>
       <w:rPr>
-        <w:rFonts w:asciiTheme="majorHAnsi" w:eastAsiaTheme="majorEastAsia" w:hAnsiTheme="majorHAnsi" w:cstheme="majorBidi"/>
+        <w:rFonts w:asciiTheme="majorHAnsi" w:eastAsiaTheme="majorEastAsia" w:hAnsiTheme="majorHAnsi" w:cstheme="majorBidi" w:ascii="宋体" w:hAnsi="宋体" w:eastAsia="宋体" w:cs="宋体"/>
         <w:b/>
         <w:bCs/>
       </w:rPr>
@@ -3231,14 +3257,14 @@
     </w:tblStylePr>
     <w:tblStylePr w:type="firstCol">
       <w:rPr>
-        <w:rFonts w:asciiTheme="majorHAnsi" w:eastAsiaTheme="majorEastAsia" w:hAnsiTheme="majorHAnsi" w:cstheme="majorBidi"/>
+        <w:rFonts w:asciiTheme="majorHAnsi" w:eastAsiaTheme="majorEastAsia" w:hAnsiTheme="majorHAnsi" w:cstheme="majorBidi" w:ascii="宋体" w:hAnsi="宋体" w:eastAsia="宋体" w:cs="宋体"/>
         <w:b/>
         <w:bCs/>
       </w:rPr>
     </w:tblStylePr>
     <w:tblStylePr w:type="lastCol">
       <w:rPr>
-        <w:rFonts w:asciiTheme="majorHAnsi" w:eastAsiaTheme="majorEastAsia" w:hAnsiTheme="majorHAnsi" w:cstheme="majorBidi"/>
+        <w:rFonts w:asciiTheme="majorHAnsi" w:eastAsiaTheme="majorEastAsia" w:hAnsiTheme="majorHAnsi" w:cstheme="majorBidi" w:ascii="宋体" w:hAnsi="宋体" w:eastAsia="宋体" w:cs="宋体"/>
         <w:b/>
         <w:bCs/>
       </w:rPr>
@@ -3322,7 +3348,7 @@
         <w:spacing w:before="0" w:after="0" w:line="240" w:lineRule="auto"/>
       </w:pPr>
       <w:rPr>
-        <w:rFonts w:asciiTheme="majorHAnsi" w:eastAsiaTheme="majorEastAsia" w:hAnsiTheme="majorHAnsi" w:cstheme="majorBidi"/>
+        <w:rFonts w:asciiTheme="majorHAnsi" w:eastAsiaTheme="majorEastAsia" w:hAnsiTheme="majorHAnsi" w:cstheme="majorBidi" w:ascii="宋体" w:hAnsi="宋体" w:eastAsia="宋体" w:cs="宋体"/>
         <w:b/>
         <w:bCs/>
       </w:rPr>
@@ -3343,7 +3369,7 @@
         <w:spacing w:before="0" w:after="0" w:line="240" w:lineRule="auto"/>
       </w:pPr>
       <w:rPr>
-        <w:rFonts w:asciiTheme="majorHAnsi" w:eastAsiaTheme="majorEastAsia" w:hAnsiTheme="majorHAnsi" w:cstheme="majorBidi"/>
+        <w:rFonts w:asciiTheme="majorHAnsi" w:eastAsiaTheme="majorEastAsia" w:hAnsiTheme="majorHAnsi" w:cstheme="majorBidi" w:ascii="宋体" w:hAnsi="宋体" w:eastAsia="宋体" w:cs="宋体"/>
         <w:b/>
         <w:bCs/>
       </w:rPr>
@@ -3361,14 +3387,14 @@
     </w:tblStylePr>
     <w:tblStylePr w:type="firstCol">
       <w:rPr>
-        <w:rFonts w:asciiTheme="majorHAnsi" w:eastAsiaTheme="majorEastAsia" w:hAnsiTheme="majorHAnsi" w:cstheme="majorBidi"/>
+        <w:rFonts w:asciiTheme="majorHAnsi" w:eastAsiaTheme="majorEastAsia" w:hAnsiTheme="majorHAnsi" w:cstheme="majorBidi" w:ascii="宋体" w:hAnsi="宋体" w:eastAsia="宋体" w:cs="宋体"/>
         <w:b/>
         <w:bCs/>
       </w:rPr>
     </w:tblStylePr>
     <w:tblStylePr w:type="lastCol">
       <w:rPr>
-        <w:rFonts w:asciiTheme="majorHAnsi" w:eastAsiaTheme="majorEastAsia" w:hAnsiTheme="majorHAnsi" w:cstheme="majorBidi"/>
+        <w:rFonts w:asciiTheme="majorHAnsi" w:eastAsiaTheme="majorEastAsia" w:hAnsiTheme="majorHAnsi" w:cstheme="majorBidi" w:ascii="宋体" w:hAnsi="宋体" w:eastAsia="宋体" w:cs="宋体"/>
         <w:b/>
         <w:bCs/>
       </w:rPr>
@@ -3452,7 +3478,7 @@
         <w:spacing w:before="0" w:after="0" w:line="240" w:lineRule="auto"/>
       </w:pPr>
       <w:rPr>
-        <w:rFonts w:asciiTheme="majorHAnsi" w:eastAsiaTheme="majorEastAsia" w:hAnsiTheme="majorHAnsi" w:cstheme="majorBidi"/>
+        <w:rFonts w:asciiTheme="majorHAnsi" w:eastAsiaTheme="majorEastAsia" w:hAnsiTheme="majorHAnsi" w:cstheme="majorBidi" w:ascii="宋体" w:hAnsi="宋体" w:eastAsia="宋体" w:cs="宋体"/>
         <w:b/>
         <w:bCs/>
       </w:rPr>
@@ -3473,7 +3499,7 @@
         <w:spacing w:before="0" w:after="0" w:line="240" w:lineRule="auto"/>
       </w:pPr>
       <w:rPr>
-        <w:rFonts w:asciiTheme="majorHAnsi" w:eastAsiaTheme="majorEastAsia" w:hAnsiTheme="majorHAnsi" w:cstheme="majorBidi"/>
+        <w:rFonts w:asciiTheme="majorHAnsi" w:eastAsiaTheme="majorEastAsia" w:hAnsiTheme="majorHAnsi" w:cstheme="majorBidi" w:ascii="宋体" w:hAnsi="宋体" w:eastAsia="宋体" w:cs="宋体"/>
         <w:b/>
         <w:bCs/>
       </w:rPr>
@@ -3491,14 +3517,14 @@
     </w:tblStylePr>
     <w:tblStylePr w:type="firstCol">
       <w:rPr>
-        <w:rFonts w:asciiTheme="majorHAnsi" w:eastAsiaTheme="majorEastAsia" w:hAnsiTheme="majorHAnsi" w:cstheme="majorBidi"/>
+        <w:rFonts w:asciiTheme="majorHAnsi" w:eastAsiaTheme="majorEastAsia" w:hAnsiTheme="majorHAnsi" w:cstheme="majorBidi" w:ascii="宋体" w:hAnsi="宋体" w:eastAsia="宋体" w:cs="宋体"/>
         <w:b/>
         <w:bCs/>
       </w:rPr>
     </w:tblStylePr>
     <w:tblStylePr w:type="lastCol">
       <w:rPr>
-        <w:rFonts w:asciiTheme="majorHAnsi" w:eastAsiaTheme="majorEastAsia" w:hAnsiTheme="majorHAnsi" w:cstheme="majorBidi"/>
+        <w:rFonts w:asciiTheme="majorHAnsi" w:eastAsiaTheme="majorEastAsia" w:hAnsiTheme="majorHAnsi" w:cstheme="majorBidi" w:ascii="宋体" w:hAnsi="宋体" w:eastAsia="宋体" w:cs="宋体"/>
         <w:b/>
         <w:bCs/>
       </w:rPr>
@@ -3582,7 +3608,7 @@
         <w:spacing w:before="0" w:after="0" w:line="240" w:lineRule="auto"/>
       </w:pPr>
       <w:rPr>
-        <w:rFonts w:asciiTheme="majorHAnsi" w:eastAsiaTheme="majorEastAsia" w:hAnsiTheme="majorHAnsi" w:cstheme="majorBidi"/>
+        <w:rFonts w:asciiTheme="majorHAnsi" w:eastAsiaTheme="majorEastAsia" w:hAnsiTheme="majorHAnsi" w:cstheme="majorBidi" w:ascii="宋体" w:hAnsi="宋体" w:eastAsia="宋体" w:cs="宋体"/>
         <w:b/>
         <w:bCs/>
       </w:rPr>
@@ -3603,7 +3629,7 @@
         <w:spacing w:before="0" w:after="0" w:line="240" w:lineRule="auto"/>
       </w:pPr>
       <w:rPr>
-        <w:rFonts w:asciiTheme="majorHAnsi" w:eastAsiaTheme="majorEastAsia" w:hAnsiTheme="majorHAnsi" w:cstheme="majorBidi"/>
+        <w:rFonts w:asciiTheme="majorHAnsi" w:eastAsiaTheme="majorEastAsia" w:hAnsiTheme="majorHAnsi" w:cstheme="majorBidi" w:ascii="宋体" w:hAnsi="宋体" w:eastAsia="宋体" w:cs="宋体"/>
         <w:b/>
         <w:bCs/>
       </w:rPr>
@@ -3621,14 +3647,14 @@
     </w:tblStylePr>
     <w:tblStylePr w:type="firstCol">
       <w:rPr>
-        <w:rFonts w:asciiTheme="majorHAnsi" w:eastAsiaTheme="majorEastAsia" w:hAnsiTheme="majorHAnsi" w:cstheme="majorBidi"/>
+        <w:rFonts w:asciiTheme="majorHAnsi" w:eastAsiaTheme="majorEastAsia" w:hAnsiTheme="majorHAnsi" w:cstheme="majorBidi" w:ascii="宋体" w:hAnsi="宋体" w:eastAsia="宋体" w:cs="宋体"/>
         <w:b/>
         <w:bCs/>
       </w:rPr>
     </w:tblStylePr>
     <w:tblStylePr w:type="lastCol">
       <w:rPr>
-        <w:rFonts w:asciiTheme="majorHAnsi" w:eastAsiaTheme="majorEastAsia" w:hAnsiTheme="majorHAnsi" w:cstheme="majorBidi"/>
+        <w:rFonts w:asciiTheme="majorHAnsi" w:eastAsiaTheme="majorEastAsia" w:hAnsiTheme="majorHAnsi" w:cstheme="majorBidi" w:ascii="宋体" w:hAnsi="宋体" w:eastAsia="宋体" w:cs="宋体"/>
         <w:b/>
         <w:bCs/>
       </w:rPr>
@@ -3713,7 +3739,7 @@
       <w:rPr>
         <w:b/>
         <w:bCs/>
-        <w:color w:val="FFFFFF" w:themeColor="background1"/>
+        <w:color w:val="000000"/>
       </w:rPr>
       <w:tblPr/>
       <w:tcPr>
@@ -3819,7 +3845,7 @@
       <w:rPr>
         <w:b/>
         <w:bCs/>
-        <w:color w:val="FFFFFF" w:themeColor="background1"/>
+        <w:color w:val="000000"/>
       </w:rPr>
       <w:tblPr/>
       <w:tcPr>
@@ -3925,7 +3951,7 @@
       <w:rPr>
         <w:b/>
         <w:bCs/>
-        <w:color w:val="FFFFFF" w:themeColor="background1"/>
+        <w:color w:val="000000"/>
       </w:rPr>
       <w:tblPr/>
       <w:tcPr>
@@ -4031,7 +4057,7 @@
       <w:rPr>
         <w:b/>
         <w:bCs/>
-        <w:color w:val="FFFFFF" w:themeColor="background1"/>
+        <w:color w:val="000000"/>
       </w:rPr>
       <w:tblPr/>
       <w:tcPr>
@@ -4137,7 +4163,7 @@
       <w:rPr>
         <w:b/>
         <w:bCs/>
-        <w:color w:val="FFFFFF" w:themeColor="background1"/>
+        <w:color w:val="000000"/>
       </w:rPr>
       <w:tblPr/>
       <w:tcPr>
@@ -4243,7 +4269,7 @@
       <w:rPr>
         <w:b/>
         <w:bCs/>
-        <w:color w:val="FFFFFF" w:themeColor="background1"/>
+        <w:color w:val="000000"/>
       </w:rPr>
       <w:tblPr/>
       <w:tcPr>
@@ -4349,7 +4375,7 @@
       <w:rPr>
         <w:b/>
         <w:bCs/>
-        <w:color w:val="FFFFFF" w:themeColor="background1"/>
+        <w:color w:val="000000"/>
       </w:rPr>
       <w:tblPr/>
       <w:tcPr>
@@ -4452,7 +4478,7 @@
       <w:rPr>
         <w:b/>
         <w:bCs/>
-        <w:color w:val="FFFFFF" w:themeColor="background1"/>
+        <w:color w:val="000000"/>
       </w:rPr>
       <w:tblPr/>
       <w:tcPr>
@@ -4472,7 +4498,7 @@
         <w:spacing w:before="0" w:after="0" w:line="240" w:lineRule="auto"/>
       </w:pPr>
       <w:rPr>
-        <w:color w:val="auto"/>
+        <w:color w:val="000000"/>
       </w:rPr>
       <w:tblPr/>
       <w:tcPr>
@@ -4491,7 +4517,7 @@
       <w:rPr>
         <w:b/>
         <w:bCs/>
-        <w:color w:val="FFFFFF" w:themeColor="background1"/>
+        <w:color w:val="000000"/>
       </w:rPr>
       <w:tblPr/>
       <w:tcPr>
@@ -4510,7 +4536,7 @@
       <w:rPr>
         <w:b/>
         <w:bCs/>
-        <w:color w:val="FFFFFF" w:themeColor="background1"/>
+        <w:color w:val="000000"/>
       </w:rPr>
       <w:tblPr/>
       <w:tcPr>
@@ -4556,7 +4582,7 @@
     </w:tblStylePr>
     <w:tblStylePr w:type="nwCell">
       <w:rPr>
-        <w:color w:val="FFFFFF" w:themeColor="background1"/>
+        <w:color w:val="000000"/>
       </w:rPr>
       <w:tblPr/>
       <w:tcPr>
@@ -4601,7 +4627,7 @@
       <w:rPr>
         <w:b/>
         <w:bCs/>
-        <w:color w:val="FFFFFF" w:themeColor="background1"/>
+        <w:color w:val="000000"/>
       </w:rPr>
       <w:tblPr/>
       <w:tcPr>
@@ -4621,7 +4647,7 @@
         <w:spacing w:before="0" w:after="0" w:line="240" w:lineRule="auto"/>
       </w:pPr>
       <w:rPr>
-        <w:color w:val="auto"/>
+        <w:color w:val="000000"/>
       </w:rPr>
       <w:tblPr/>
       <w:tcPr>
@@ -4640,7 +4666,7 @@
       <w:rPr>
         <w:b/>
         <w:bCs/>
-        <w:color w:val="FFFFFF" w:themeColor="background1"/>
+        <w:color w:val="000000"/>
       </w:rPr>
       <w:tblPr/>
       <w:tcPr>
@@ -4659,7 +4685,7 @@
       <w:rPr>
         <w:b/>
         <w:bCs/>
-        <w:color w:val="FFFFFF" w:themeColor="background1"/>
+        <w:color w:val="000000"/>
       </w:rPr>
       <w:tblPr/>
       <w:tcPr>
@@ -4705,7 +4731,7 @@
     </w:tblStylePr>
     <w:tblStylePr w:type="nwCell">
       <w:rPr>
-        <w:color w:val="FFFFFF" w:themeColor="background1"/>
+        <w:color w:val="000000"/>
       </w:rPr>
       <w:tblPr/>
       <w:tcPr>
@@ -4750,7 +4776,7 @@
       <w:rPr>
         <w:b/>
         <w:bCs/>
-        <w:color w:val="FFFFFF" w:themeColor="background1"/>
+        <w:color w:val="000000"/>
       </w:rPr>
       <w:tblPr/>
       <w:tcPr>
@@ -4770,7 +4796,7 @@
         <w:spacing w:before="0" w:after="0" w:line="240" w:lineRule="auto"/>
       </w:pPr>
       <w:rPr>
-        <w:color w:val="auto"/>
+        <w:color w:val="000000"/>
       </w:rPr>
       <w:tblPr/>
       <w:tcPr>
@@ -4789,7 +4815,7 @@
       <w:rPr>
         <w:b/>
         <w:bCs/>
-        <w:color w:val="FFFFFF" w:themeColor="background1"/>
+        <w:color w:val="000000"/>
       </w:rPr>
       <w:tblPr/>
       <w:tcPr>
@@ -4808,7 +4834,7 @@
       <w:rPr>
         <w:b/>
         <w:bCs/>
-        <w:color w:val="FFFFFF" w:themeColor="background1"/>
+        <w:color w:val="000000"/>
       </w:rPr>
       <w:tblPr/>
       <w:tcPr>
@@ -4854,7 +4880,7 @@
     </w:tblStylePr>
     <w:tblStylePr w:type="nwCell">
       <w:rPr>
-        <w:color w:val="FFFFFF" w:themeColor="background1"/>
+        <w:color w:val="000000"/>
       </w:rPr>
       <w:tblPr/>
       <w:tcPr>
@@ -4899,7 +4925,7 @@
       <w:rPr>
         <w:b/>
         <w:bCs/>
-        <w:color w:val="FFFFFF" w:themeColor="background1"/>
+        <w:color w:val="000000"/>
       </w:rPr>
       <w:tblPr/>
       <w:tcPr>
@@ -4919,7 +4945,7 @@
         <w:spacing w:before="0" w:after="0" w:line="240" w:lineRule="auto"/>
       </w:pPr>
       <w:rPr>
-        <w:color w:val="auto"/>
+        <w:color w:val="000000"/>
       </w:rPr>
       <w:tblPr/>
       <w:tcPr>
@@ -4938,7 +4964,7 @@
       <w:rPr>
         <w:b/>
         <w:bCs/>
-        <w:color w:val="FFFFFF" w:themeColor="background1"/>
+        <w:color w:val="000000"/>
       </w:rPr>
       <w:tblPr/>
       <w:tcPr>
@@ -4957,7 +4983,7 @@
       <w:rPr>
         <w:b/>
         <w:bCs/>
-        <w:color w:val="FFFFFF" w:themeColor="background1"/>
+        <w:color w:val="000000"/>
       </w:rPr>
       <w:tblPr/>
       <w:tcPr>
@@ -5003,7 +5029,7 @@
     </w:tblStylePr>
     <w:tblStylePr w:type="nwCell">
       <w:rPr>
-        <w:color w:val="FFFFFF" w:themeColor="background1"/>
+        <w:color w:val="000000"/>
       </w:rPr>
       <w:tblPr/>
       <w:tcPr>
@@ -5048,7 +5074,7 @@
       <w:rPr>
         <w:b/>
         <w:bCs/>
-        <w:color w:val="FFFFFF" w:themeColor="background1"/>
+        <w:color w:val="000000"/>
       </w:rPr>
       <w:tblPr/>
       <w:tcPr>
@@ -5068,7 +5094,7 @@
         <w:spacing w:before="0" w:after="0" w:line="240" w:lineRule="auto"/>
       </w:pPr>
       <w:rPr>
-        <w:color w:val="auto"/>
+        <w:color w:val="000000"/>
       </w:rPr>
       <w:tblPr/>
       <w:tcPr>
@@ -5087,7 +5113,7 @@
       <w:rPr>
         <w:b/>
         <w:bCs/>
-        <w:color w:val="FFFFFF" w:themeColor="background1"/>
+        <w:color w:val="000000"/>
       </w:rPr>
       <w:tblPr/>
       <w:tcPr>
@@ -5106,7 +5132,7 @@
       <w:rPr>
         <w:b/>
         <w:bCs/>
-        <w:color w:val="FFFFFF" w:themeColor="background1"/>
+        <w:color w:val="000000"/>
       </w:rPr>
       <w:tblPr/>
       <w:tcPr>
@@ -5152,7 +5178,7 @@
     </w:tblStylePr>
     <w:tblStylePr w:type="nwCell">
       <w:rPr>
-        <w:color w:val="FFFFFF" w:themeColor="background1"/>
+        <w:color w:val="000000"/>
       </w:rPr>
       <w:tblPr/>
       <w:tcPr>
@@ -5197,7 +5223,7 @@
       <w:rPr>
         <w:b/>
         <w:bCs/>
-        <w:color w:val="FFFFFF" w:themeColor="background1"/>
+        <w:color w:val="000000"/>
       </w:rPr>
       <w:tblPr/>
       <w:tcPr>
@@ -5217,7 +5243,7 @@
         <w:spacing w:before="0" w:after="0" w:line="240" w:lineRule="auto"/>
       </w:pPr>
       <w:rPr>
-        <w:color w:val="auto"/>
+        <w:color w:val="000000"/>
       </w:rPr>
       <w:tblPr/>
       <w:tcPr>
@@ -5236,7 +5262,7 @@
       <w:rPr>
         <w:b/>
         <w:bCs/>
-        <w:color w:val="FFFFFF" w:themeColor="background1"/>
+        <w:color w:val="000000"/>
       </w:rPr>
       <w:tblPr/>
       <w:tcPr>
@@ -5255,7 +5281,7 @@
       <w:rPr>
         <w:b/>
         <w:bCs/>
-        <w:color w:val="FFFFFF" w:themeColor="background1"/>
+        <w:color w:val="000000"/>
       </w:rPr>
       <w:tblPr/>
       <w:tcPr>
@@ -5301,7 +5327,7 @@
     </w:tblStylePr>
     <w:tblStylePr w:type="nwCell">
       <w:rPr>
-        <w:color w:val="FFFFFF" w:themeColor="background1"/>
+        <w:color w:val="000000"/>
       </w:rPr>
       <w:tblPr/>
       <w:tcPr>
@@ -5346,7 +5372,7 @@
       <w:rPr>
         <w:b/>
         <w:bCs/>
-        <w:color w:val="FFFFFF" w:themeColor="background1"/>
+        <w:color w:val="000000"/>
       </w:rPr>
       <w:tblPr/>
       <w:tcPr>
@@ -5366,7 +5392,7 @@
         <w:spacing w:before="0" w:after="0" w:line="240" w:lineRule="auto"/>
       </w:pPr>
       <w:rPr>
-        <w:color w:val="auto"/>
+        <w:color w:val="000000"/>
       </w:rPr>
       <w:tblPr/>
       <w:tcPr>
@@ -5385,7 +5411,7 @@
       <w:rPr>
         <w:b/>
         <w:bCs/>
-        <w:color w:val="FFFFFF" w:themeColor="background1"/>
+        <w:color w:val="000000"/>
       </w:rPr>
       <w:tblPr/>
       <w:tcPr>
@@ -5404,7 +5430,7 @@
       <w:rPr>
         <w:b/>
         <w:bCs/>
-        <w:color w:val="FFFFFF" w:themeColor="background1"/>
+        <w:color w:val="000000"/>
       </w:rPr>
       <w:tblPr/>
       <w:tcPr>
@@ -5450,7 +5476,7 @@
     </w:tblStylePr>
     <w:tblStylePr w:type="nwCell">
       <w:rPr>
-        <w:color w:val="FFFFFF" w:themeColor="background1"/>
+        <w:color w:val="000000"/>
       </w:rPr>
       <w:tblPr/>
       <w:tcPr>
@@ -5474,7 +5500,7 @@
       <w:spacing w:after="0" w:line="240" w:lineRule="auto"/>
     </w:pPr>
     <w:rPr>
-      <w:color w:val="000000" w:themeColor="text1"/>
+      <w:color w:val="000000"/>
     </w:rPr>
     <w:tblPr>
       <w:tblStyleRowBandSize w:val="1"/>
@@ -5493,7 +5519,7 @@
     </w:tblPr>
     <w:tblStylePr w:type="firstRow">
       <w:rPr>
-        <w:rFonts w:asciiTheme="majorHAnsi" w:eastAsiaTheme="majorEastAsia" w:hAnsiTheme="majorHAnsi" w:cstheme="majorBidi"/>
+        <w:rFonts w:asciiTheme="majorHAnsi" w:eastAsiaTheme="majorEastAsia" w:hAnsiTheme="majorHAnsi" w:cstheme="majorBidi" w:ascii="宋体" w:hAnsi="宋体" w:eastAsia="宋体" w:cs="宋体"/>
       </w:rPr>
       <w:tblPr/>
       <w:tcPr>
@@ -5507,7 +5533,7 @@
       <w:rPr>
         <w:b/>
         <w:bCs/>
-        <w:color w:val="1F497D" w:themeColor="text2"/>
+        <w:color w:val="000000"/>
       </w:rPr>
       <w:tblPr/>
       <w:tcPr>
@@ -5558,7 +5584,7 @@
       <w:spacing w:after="0" w:line="240" w:lineRule="auto"/>
     </w:pPr>
     <w:rPr>
-      <w:color w:val="000000" w:themeColor="text1"/>
+      <w:color w:val="000000"/>
     </w:rPr>
     <w:tblPr>
       <w:tblStyleRowBandSize w:val="1"/>
@@ -5577,7 +5603,7 @@
     </w:tblPr>
     <w:tblStylePr w:type="firstRow">
       <w:rPr>
-        <w:rFonts w:asciiTheme="majorHAnsi" w:eastAsiaTheme="majorEastAsia" w:hAnsiTheme="majorHAnsi" w:cstheme="majorBidi"/>
+        <w:rFonts w:asciiTheme="majorHAnsi" w:eastAsiaTheme="majorEastAsia" w:hAnsiTheme="majorHAnsi" w:cstheme="majorBidi" w:ascii="宋体" w:hAnsi="宋体" w:eastAsia="宋体" w:cs="宋体"/>
       </w:rPr>
       <w:tblPr/>
       <w:tcPr>
@@ -5591,7 +5617,7 @@
       <w:rPr>
         <w:b/>
         <w:bCs/>
-        <w:color w:val="1F497D" w:themeColor="text2"/>
+        <w:color w:val="000000"/>
       </w:rPr>
       <w:tblPr/>
       <w:tcPr>
@@ -5642,7 +5668,7 @@
       <w:spacing w:after="0" w:line="240" w:lineRule="auto"/>
     </w:pPr>
     <w:rPr>
-      <w:color w:val="000000" w:themeColor="text1"/>
+      <w:color w:val="000000"/>
     </w:rPr>
     <w:tblPr>
       <w:tblStyleRowBandSize w:val="1"/>
@@ -5661,7 +5687,7 @@
     </w:tblPr>
     <w:tblStylePr w:type="firstRow">
       <w:rPr>
-        <w:rFonts w:asciiTheme="majorHAnsi" w:eastAsiaTheme="majorEastAsia" w:hAnsiTheme="majorHAnsi" w:cstheme="majorBidi"/>
+        <w:rFonts w:asciiTheme="majorHAnsi" w:eastAsiaTheme="majorEastAsia" w:hAnsiTheme="majorHAnsi" w:cstheme="majorBidi" w:ascii="宋体" w:hAnsi="宋体" w:eastAsia="宋体" w:cs="宋体"/>
       </w:rPr>
       <w:tblPr/>
       <w:tcPr>
@@ -5675,7 +5701,7 @@
       <w:rPr>
         <w:b/>
         <w:bCs/>
-        <w:color w:val="1F497D" w:themeColor="text2"/>
+        <w:color w:val="000000"/>
       </w:rPr>
       <w:tblPr/>
       <w:tcPr>
@@ -5726,7 +5752,7 @@
       <w:spacing w:after="0" w:line="240" w:lineRule="auto"/>
     </w:pPr>
     <w:rPr>
-      <w:color w:val="000000" w:themeColor="text1"/>
+      <w:color w:val="000000"/>
     </w:rPr>
     <w:tblPr>
       <w:tblStyleRowBandSize w:val="1"/>
@@ -5745,7 +5771,7 @@
     </w:tblPr>
     <w:tblStylePr w:type="firstRow">
       <w:rPr>
-        <w:rFonts w:asciiTheme="majorHAnsi" w:eastAsiaTheme="majorEastAsia" w:hAnsiTheme="majorHAnsi" w:cstheme="majorBidi"/>
+        <w:rFonts w:asciiTheme="majorHAnsi" w:eastAsiaTheme="majorEastAsia" w:hAnsiTheme="majorHAnsi" w:cstheme="majorBidi" w:ascii="宋体" w:hAnsi="宋体" w:eastAsia="宋体" w:cs="宋体"/>
       </w:rPr>
       <w:tblPr/>
       <w:tcPr>
@@ -5759,7 +5785,7 @@
       <w:rPr>
         <w:b/>
         <w:bCs/>
-        <w:color w:val="1F497D" w:themeColor="text2"/>
+        <w:color w:val="000000"/>
       </w:rPr>
       <w:tblPr/>
       <w:tcPr>
@@ -5810,7 +5836,7 @@
       <w:spacing w:after="0" w:line="240" w:lineRule="auto"/>
     </w:pPr>
     <w:rPr>
-      <w:color w:val="000000" w:themeColor="text1"/>
+      <w:color w:val="000000"/>
     </w:rPr>
     <w:tblPr>
       <w:tblStyleRowBandSize w:val="1"/>
@@ -5829,7 +5855,7 @@
     </w:tblPr>
     <w:tblStylePr w:type="firstRow">
       <w:rPr>
-        <w:rFonts w:asciiTheme="majorHAnsi" w:eastAsiaTheme="majorEastAsia" w:hAnsiTheme="majorHAnsi" w:cstheme="majorBidi"/>
+        <w:rFonts w:asciiTheme="majorHAnsi" w:eastAsiaTheme="majorEastAsia" w:hAnsiTheme="majorHAnsi" w:cstheme="majorBidi" w:ascii="宋体" w:hAnsi="宋体" w:eastAsia="宋体" w:cs="宋体"/>
       </w:rPr>
       <w:tblPr/>
       <w:tcPr>
@@ -5843,7 +5869,7 @@
       <w:rPr>
         <w:b/>
         <w:bCs/>
-        <w:color w:val="1F497D" w:themeColor="text2"/>
+        <w:color w:val="000000"/>
       </w:rPr>
       <w:tblPr/>
       <w:tcPr>
@@ -5894,7 +5920,7 @@
       <w:spacing w:after="0" w:line="240" w:lineRule="auto"/>
     </w:pPr>
     <w:rPr>
-      <w:color w:val="000000" w:themeColor="text1"/>
+      <w:color w:val="000000"/>
     </w:rPr>
     <w:tblPr>
       <w:tblStyleRowBandSize w:val="1"/>
@@ -5913,7 +5939,7 @@
     </w:tblPr>
     <w:tblStylePr w:type="firstRow">
       <w:rPr>
-        <w:rFonts w:asciiTheme="majorHAnsi" w:eastAsiaTheme="majorEastAsia" w:hAnsiTheme="majorHAnsi" w:cstheme="majorBidi"/>
+        <w:rFonts w:asciiTheme="majorHAnsi" w:eastAsiaTheme="majorEastAsia" w:hAnsiTheme="majorHAnsi" w:cstheme="majorBidi" w:ascii="宋体" w:hAnsi="宋体" w:eastAsia="宋体" w:cs="宋体"/>
       </w:rPr>
       <w:tblPr/>
       <w:tcPr>
@@ -5927,7 +5953,7 @@
       <w:rPr>
         <w:b/>
         <w:bCs/>
-        <w:color w:val="1F497D" w:themeColor="text2"/>
+        <w:color w:val="000000"/>
       </w:rPr>
       <w:tblPr/>
       <w:tcPr>
@@ -5978,7 +6004,7 @@
       <w:spacing w:after="0" w:line="240" w:lineRule="auto"/>
     </w:pPr>
     <w:rPr>
-      <w:color w:val="000000" w:themeColor="text1"/>
+      <w:color w:val="000000"/>
     </w:rPr>
     <w:tblPr>
       <w:tblStyleRowBandSize w:val="1"/>
@@ -5997,7 +6023,7 @@
     </w:tblPr>
     <w:tblStylePr w:type="firstRow">
       <w:rPr>
-        <w:rFonts w:asciiTheme="majorHAnsi" w:eastAsiaTheme="majorEastAsia" w:hAnsiTheme="majorHAnsi" w:cstheme="majorBidi"/>
+        <w:rFonts w:asciiTheme="majorHAnsi" w:eastAsiaTheme="majorEastAsia" w:hAnsiTheme="majorHAnsi" w:cstheme="majorBidi" w:ascii="宋体" w:hAnsi="宋体" w:eastAsia="宋体" w:cs="宋体"/>
       </w:rPr>
       <w:tblPr/>
       <w:tcPr>
@@ -6011,7 +6037,7 @@
       <w:rPr>
         <w:b/>
         <w:bCs/>
-        <w:color w:val="1F497D" w:themeColor="text2"/>
+        <w:color w:val="000000"/>
       </w:rPr>
       <w:tblPr/>
       <w:tcPr>
@@ -6062,8 +6088,8 @@
       <w:spacing w:after="0" w:line="240" w:lineRule="auto"/>
     </w:pPr>
     <w:rPr>
-      <w:rFonts w:asciiTheme="majorHAnsi" w:eastAsiaTheme="majorEastAsia" w:hAnsiTheme="majorHAnsi" w:cstheme="majorBidi"/>
-      <w:color w:val="000000" w:themeColor="text1"/>
+      <w:rFonts w:asciiTheme="majorHAnsi" w:eastAsiaTheme="majorEastAsia" w:hAnsiTheme="majorHAnsi" w:cstheme="majorBidi" w:ascii="宋体" w:hAnsi="宋体" w:eastAsia="宋体" w:cs="宋体"/>
+      <w:color w:val="000000"/>
     </w:rPr>
     <w:tblPr>
       <w:tblStyleRowBandSize w:val="1"/>
@@ -6190,8 +6216,8 @@
       <w:spacing w:after="0" w:line="240" w:lineRule="auto"/>
     </w:pPr>
     <w:rPr>
-      <w:rFonts w:asciiTheme="majorHAnsi" w:eastAsiaTheme="majorEastAsia" w:hAnsiTheme="majorHAnsi" w:cstheme="majorBidi"/>
-      <w:color w:val="000000" w:themeColor="text1"/>
+      <w:rFonts w:asciiTheme="majorHAnsi" w:eastAsiaTheme="majorEastAsia" w:hAnsiTheme="majorHAnsi" w:cstheme="majorBidi" w:ascii="宋体" w:hAnsi="宋体" w:eastAsia="宋体" w:cs="宋体"/>
+      <w:color w:val="000000"/>
     </w:rPr>
     <w:tblPr>
       <w:tblStyleRowBandSize w:val="1"/>
@@ -6318,8 +6344,8 @@
       <w:spacing w:after="0" w:line="240" w:lineRule="auto"/>
     </w:pPr>
     <w:rPr>
-      <w:rFonts w:asciiTheme="majorHAnsi" w:eastAsiaTheme="majorEastAsia" w:hAnsiTheme="majorHAnsi" w:cstheme="majorBidi"/>
-      <w:color w:val="000000" w:themeColor="text1"/>
+      <w:rFonts w:asciiTheme="majorHAnsi" w:eastAsiaTheme="majorEastAsia" w:hAnsiTheme="majorHAnsi" w:cstheme="majorBidi" w:ascii="宋体" w:hAnsi="宋体" w:eastAsia="宋体" w:cs="宋体"/>
+      <w:color w:val="000000"/>
     </w:rPr>
     <w:tblPr>
       <w:tblStyleRowBandSize w:val="1"/>
@@ -6446,8 +6472,8 @@
       <w:spacing w:after="0" w:line="240" w:lineRule="auto"/>
     </w:pPr>
     <w:rPr>
-      <w:rFonts w:asciiTheme="majorHAnsi" w:eastAsiaTheme="majorEastAsia" w:hAnsiTheme="majorHAnsi" w:cstheme="majorBidi"/>
-      <w:color w:val="000000" w:themeColor="text1"/>
+      <w:rFonts w:asciiTheme="majorHAnsi" w:eastAsiaTheme="majorEastAsia" w:hAnsiTheme="majorHAnsi" w:cstheme="majorBidi" w:ascii="宋体" w:hAnsi="宋体" w:eastAsia="宋体" w:cs="宋体"/>
+      <w:color w:val="000000"/>
     </w:rPr>
     <w:tblPr>
       <w:tblStyleRowBandSize w:val="1"/>
@@ -6574,8 +6600,8 @@
       <w:spacing w:after="0" w:line="240" w:lineRule="auto"/>
     </w:pPr>
     <w:rPr>
-      <w:rFonts w:asciiTheme="majorHAnsi" w:eastAsiaTheme="majorEastAsia" w:hAnsiTheme="majorHAnsi" w:cstheme="majorBidi"/>
-      <w:color w:val="000000" w:themeColor="text1"/>
+      <w:rFonts w:asciiTheme="majorHAnsi" w:eastAsiaTheme="majorEastAsia" w:hAnsiTheme="majorHAnsi" w:cstheme="majorBidi" w:ascii="宋体" w:hAnsi="宋体" w:eastAsia="宋体" w:cs="宋体"/>
+      <w:color w:val="000000"/>
     </w:rPr>
     <w:tblPr>
       <w:tblStyleRowBandSize w:val="1"/>
@@ -6702,8 +6728,8 @@
       <w:spacing w:after="0" w:line="240" w:lineRule="auto"/>
     </w:pPr>
     <w:rPr>
-      <w:rFonts w:asciiTheme="majorHAnsi" w:eastAsiaTheme="majorEastAsia" w:hAnsiTheme="majorHAnsi" w:cstheme="majorBidi"/>
-      <w:color w:val="000000" w:themeColor="text1"/>
+      <w:rFonts w:asciiTheme="majorHAnsi" w:eastAsiaTheme="majorEastAsia" w:hAnsiTheme="majorHAnsi" w:cstheme="majorBidi" w:ascii="宋体" w:hAnsi="宋体" w:eastAsia="宋体" w:cs="宋体"/>
+      <w:color w:val="000000"/>
     </w:rPr>
     <w:tblPr>
       <w:tblStyleRowBandSize w:val="1"/>
@@ -6830,8 +6856,8 @@
       <w:spacing w:after="0" w:line="240" w:lineRule="auto"/>
     </w:pPr>
     <w:rPr>
-      <w:rFonts w:asciiTheme="majorHAnsi" w:eastAsiaTheme="majorEastAsia" w:hAnsiTheme="majorHAnsi" w:cstheme="majorBidi"/>
-      <w:color w:val="000000" w:themeColor="text1"/>
+      <w:rFonts w:asciiTheme="majorHAnsi" w:eastAsiaTheme="majorEastAsia" w:hAnsiTheme="majorHAnsi" w:cstheme="majorBidi" w:ascii="宋体" w:hAnsi="宋体" w:eastAsia="宋体" w:cs="宋体"/>
+      <w:color w:val="000000"/>
     </w:rPr>
     <w:tblPr>
       <w:tblStyleRowBandSize w:val="1"/>
@@ -7469,8 +7495,8 @@
       <w:spacing w:after="0" w:line="240" w:lineRule="auto"/>
     </w:pPr>
     <w:rPr>
-      <w:rFonts w:asciiTheme="majorHAnsi" w:eastAsiaTheme="majorEastAsia" w:hAnsiTheme="majorHAnsi" w:cstheme="majorBidi"/>
-      <w:color w:val="000000" w:themeColor="text1"/>
+      <w:rFonts w:asciiTheme="majorHAnsi" w:eastAsiaTheme="majorEastAsia" w:hAnsiTheme="majorHAnsi" w:cstheme="majorBidi" w:ascii="宋体" w:hAnsi="宋体" w:eastAsia="宋体" w:cs="宋体"/>
+      <w:color w:val="000000"/>
     </w:rPr>
     <w:tblPr>
       <w:tblStyleRowBandSize w:val="1"/>
@@ -7498,7 +7524,7 @@
       <w:rPr>
         <w:b/>
         <w:bCs/>
-        <w:color w:val="000000" w:themeColor="text1"/>
+        <w:color w:val="000000"/>
       </w:rPr>
       <w:tblPr/>
       <w:tcPr>
@@ -7509,7 +7535,7 @@
       <w:rPr>
         <w:b/>
         <w:bCs/>
-        <w:color w:val="000000" w:themeColor="text1"/>
+        <w:color w:val="000000"/>
       </w:rPr>
       <w:tblPr/>
       <w:tcPr>
@@ -7528,7 +7554,7 @@
       <w:rPr>
         <w:b/>
         <w:bCs/>
-        <w:color w:val="000000" w:themeColor="text1"/>
+        <w:color w:val="000000"/>
       </w:rPr>
       <w:tblPr/>
       <w:tcPr>
@@ -7547,7 +7573,7 @@
       <w:rPr>
         <w:b w:val="0"/>
         <w:bCs w:val="0"/>
-        <w:color w:val="000000" w:themeColor="text1"/>
+        <w:color w:val="000000"/>
       </w:rPr>
       <w:tblPr/>
       <w:tcPr>
@@ -7594,8 +7620,8 @@
       <w:spacing w:after="0" w:line="240" w:lineRule="auto"/>
     </w:pPr>
     <w:rPr>
-      <w:rFonts w:asciiTheme="majorHAnsi" w:eastAsiaTheme="majorEastAsia" w:hAnsiTheme="majorHAnsi" w:cstheme="majorBidi"/>
-      <w:color w:val="000000" w:themeColor="text1"/>
+      <w:rFonts w:asciiTheme="majorHAnsi" w:eastAsiaTheme="majorEastAsia" w:hAnsiTheme="majorHAnsi" w:cstheme="majorBidi" w:ascii="宋体" w:hAnsi="宋体" w:eastAsia="宋体" w:cs="宋体"/>
+      <w:color w:val="000000"/>
     </w:rPr>
     <w:tblPr>
       <w:tblStyleRowBandSize w:val="1"/>
@@ -7623,7 +7649,7 @@
       <w:rPr>
         <w:b/>
         <w:bCs/>
-        <w:color w:val="000000" w:themeColor="text1"/>
+        <w:color w:val="000000"/>
       </w:rPr>
       <w:tblPr/>
       <w:tcPr>
@@ -7634,7 +7660,7 @@
       <w:rPr>
         <w:b/>
         <w:bCs/>
-        <w:color w:val="000000" w:themeColor="text1"/>
+        <w:color w:val="000000"/>
       </w:rPr>
       <w:tblPr/>
       <w:tcPr>
@@ -7653,7 +7679,7 @@
       <w:rPr>
         <w:b/>
         <w:bCs/>
-        <w:color w:val="000000" w:themeColor="text1"/>
+        <w:color w:val="000000"/>
       </w:rPr>
       <w:tblPr/>
       <w:tcPr>
@@ -7672,7 +7698,7 @@
       <w:rPr>
         <w:b w:val="0"/>
         <w:bCs w:val="0"/>
-        <w:color w:val="000000" w:themeColor="text1"/>
+        <w:color w:val="000000"/>
       </w:rPr>
       <w:tblPr/>
       <w:tcPr>
@@ -7719,8 +7745,8 @@
       <w:spacing w:after="0" w:line="240" w:lineRule="auto"/>
     </w:pPr>
     <w:rPr>
-      <w:rFonts w:asciiTheme="majorHAnsi" w:eastAsiaTheme="majorEastAsia" w:hAnsiTheme="majorHAnsi" w:cstheme="majorBidi"/>
-      <w:color w:val="000000" w:themeColor="text1"/>
+      <w:rFonts w:asciiTheme="majorHAnsi" w:eastAsiaTheme="majorEastAsia" w:hAnsiTheme="majorHAnsi" w:cstheme="majorBidi" w:ascii="宋体" w:hAnsi="宋体" w:eastAsia="宋体" w:cs="宋体"/>
+      <w:color w:val="000000"/>
     </w:rPr>
     <w:tblPr>
       <w:tblStyleRowBandSize w:val="1"/>
@@ -7748,7 +7774,7 @@
       <w:rPr>
         <w:b/>
         <w:bCs/>
-        <w:color w:val="000000" w:themeColor="text1"/>
+        <w:color w:val="000000"/>
       </w:rPr>
       <w:tblPr/>
       <w:tcPr>
@@ -7759,7 +7785,7 @@
       <w:rPr>
         <w:b/>
         <w:bCs/>
-        <w:color w:val="000000" w:themeColor="text1"/>
+        <w:color w:val="000000"/>
       </w:rPr>
       <w:tblPr/>
       <w:tcPr>
@@ -7778,7 +7804,7 @@
       <w:rPr>
         <w:b/>
         <w:bCs/>
-        <w:color w:val="000000" w:themeColor="text1"/>
+        <w:color w:val="000000"/>
       </w:rPr>
       <w:tblPr/>
       <w:tcPr>
@@ -7797,7 +7823,7 @@
       <w:rPr>
         <w:b w:val="0"/>
         <w:bCs w:val="0"/>
-        <w:color w:val="000000" w:themeColor="text1"/>
+        <w:color w:val="000000"/>
       </w:rPr>
       <w:tblPr/>
       <w:tcPr>
@@ -7844,8 +7870,8 @@
       <w:spacing w:after="0" w:line="240" w:lineRule="auto"/>
     </w:pPr>
     <w:rPr>
-      <w:rFonts w:asciiTheme="majorHAnsi" w:eastAsiaTheme="majorEastAsia" w:hAnsiTheme="majorHAnsi" w:cstheme="majorBidi"/>
-      <w:color w:val="000000" w:themeColor="text1"/>
+      <w:rFonts w:asciiTheme="majorHAnsi" w:eastAsiaTheme="majorEastAsia" w:hAnsiTheme="majorHAnsi" w:cstheme="majorBidi" w:ascii="宋体" w:hAnsi="宋体" w:eastAsia="宋体" w:cs="宋体"/>
+      <w:color w:val="000000"/>
     </w:rPr>
     <w:tblPr>
       <w:tblStyleRowBandSize w:val="1"/>
@@ -7873,7 +7899,7 @@
       <w:rPr>
         <w:b/>
         <w:bCs/>
-        <w:color w:val="000000" w:themeColor="text1"/>
+        <w:color w:val="000000"/>
       </w:rPr>
       <w:tblPr/>
       <w:tcPr>
@@ -7884,7 +7910,7 @@
       <w:rPr>
         <w:b/>
         <w:bCs/>
-        <w:color w:val="000000" w:themeColor="text1"/>
+        <w:color w:val="000000"/>
       </w:rPr>
       <w:tblPr/>
       <w:tcPr>
@@ -7903,7 +7929,7 @@
       <w:rPr>
         <w:b/>
         <w:bCs/>
-        <w:color w:val="000000" w:themeColor="text1"/>
+        <w:color w:val="000000"/>
       </w:rPr>
       <w:tblPr/>
       <w:tcPr>
@@ -7922,7 +7948,7 @@
       <w:rPr>
         <w:b w:val="0"/>
         <w:bCs w:val="0"/>
-        <w:color w:val="000000" w:themeColor="text1"/>
+        <w:color w:val="000000"/>
       </w:rPr>
       <w:tblPr/>
       <w:tcPr>
@@ -7969,8 +7995,8 @@
       <w:spacing w:after="0" w:line="240" w:lineRule="auto"/>
     </w:pPr>
     <w:rPr>
-      <w:rFonts w:asciiTheme="majorHAnsi" w:eastAsiaTheme="majorEastAsia" w:hAnsiTheme="majorHAnsi" w:cstheme="majorBidi"/>
-      <w:color w:val="000000" w:themeColor="text1"/>
+      <w:rFonts w:asciiTheme="majorHAnsi" w:eastAsiaTheme="majorEastAsia" w:hAnsiTheme="majorHAnsi" w:cstheme="majorBidi" w:ascii="宋体" w:hAnsi="宋体" w:eastAsia="宋体" w:cs="宋体"/>
+      <w:color w:val="000000"/>
     </w:rPr>
     <w:tblPr>
       <w:tblStyleRowBandSize w:val="1"/>
@@ -7998,7 +8024,7 @@
       <w:rPr>
         <w:b/>
         <w:bCs/>
-        <w:color w:val="000000" w:themeColor="text1"/>
+        <w:color w:val="000000"/>
       </w:rPr>
       <w:tblPr/>
       <w:tcPr>
@@ -8009,7 +8035,7 @@
       <w:rPr>
         <w:b/>
         <w:bCs/>
-        <w:color w:val="000000" w:themeColor="text1"/>
+        <w:color w:val="000000"/>
       </w:rPr>
       <w:tblPr/>
       <w:tcPr>
@@ -8028,7 +8054,7 @@
       <w:rPr>
         <w:b/>
         <w:bCs/>
-        <w:color w:val="000000" w:themeColor="text1"/>
+        <w:color w:val="000000"/>
       </w:rPr>
       <w:tblPr/>
       <w:tcPr>
@@ -8047,7 +8073,7 @@
       <w:rPr>
         <w:b w:val="0"/>
         <w:bCs w:val="0"/>
-        <w:color w:val="000000" w:themeColor="text1"/>
+        <w:color w:val="000000"/>
       </w:rPr>
       <w:tblPr/>
       <w:tcPr>
@@ -8094,8 +8120,8 @@
       <w:spacing w:after="0" w:line="240" w:lineRule="auto"/>
     </w:pPr>
     <w:rPr>
-      <w:rFonts w:asciiTheme="majorHAnsi" w:eastAsiaTheme="majorEastAsia" w:hAnsiTheme="majorHAnsi" w:cstheme="majorBidi"/>
-      <w:color w:val="000000" w:themeColor="text1"/>
+      <w:rFonts w:asciiTheme="majorHAnsi" w:eastAsiaTheme="majorEastAsia" w:hAnsiTheme="majorHAnsi" w:cstheme="majorBidi" w:ascii="宋体" w:hAnsi="宋体" w:eastAsia="宋体" w:cs="宋体"/>
+      <w:color w:val="000000"/>
     </w:rPr>
     <w:tblPr>
       <w:tblStyleRowBandSize w:val="1"/>
@@ -8123,7 +8149,7 @@
       <w:rPr>
         <w:b/>
         <w:bCs/>
-        <w:color w:val="000000" w:themeColor="text1"/>
+        <w:color w:val="000000"/>
       </w:rPr>
       <w:tblPr/>
       <w:tcPr>
@@ -8134,7 +8160,7 @@
       <w:rPr>
         <w:b/>
         <w:bCs/>
-        <w:color w:val="000000" w:themeColor="text1"/>
+        <w:color w:val="000000"/>
       </w:rPr>
       <w:tblPr/>
       <w:tcPr>
@@ -8153,7 +8179,7 @@
       <w:rPr>
         <w:b/>
         <w:bCs/>
-        <w:color w:val="000000" w:themeColor="text1"/>
+        <w:color w:val="000000"/>
       </w:rPr>
       <w:tblPr/>
       <w:tcPr>
@@ -8172,7 +8198,7 @@
       <w:rPr>
         <w:b w:val="0"/>
         <w:bCs w:val="0"/>
-        <w:color w:val="000000" w:themeColor="text1"/>
+        <w:color w:val="000000"/>
       </w:rPr>
       <w:tblPr/>
       <w:tcPr>
@@ -8219,8 +8245,8 @@
       <w:spacing w:after="0" w:line="240" w:lineRule="auto"/>
     </w:pPr>
     <w:rPr>
-      <w:rFonts w:asciiTheme="majorHAnsi" w:eastAsiaTheme="majorEastAsia" w:hAnsiTheme="majorHAnsi" w:cstheme="majorBidi"/>
-      <w:color w:val="000000" w:themeColor="text1"/>
+      <w:rFonts w:asciiTheme="majorHAnsi" w:eastAsiaTheme="majorEastAsia" w:hAnsiTheme="majorHAnsi" w:cstheme="majorBidi" w:ascii="宋体" w:hAnsi="宋体" w:eastAsia="宋体" w:cs="宋体"/>
+      <w:color w:val="000000"/>
     </w:rPr>
     <w:tblPr>
       <w:tblStyleRowBandSize w:val="1"/>
@@ -8248,7 +8274,7 @@
       <w:rPr>
         <w:b/>
         <w:bCs/>
-        <w:color w:val="000000" w:themeColor="text1"/>
+        <w:color w:val="000000"/>
       </w:rPr>
       <w:tblPr/>
       <w:tcPr>
@@ -8259,7 +8285,7 @@
       <w:rPr>
         <w:b/>
         <w:bCs/>
-        <w:color w:val="000000" w:themeColor="text1"/>
+        <w:color w:val="000000"/>
       </w:rPr>
       <w:tblPr/>
       <w:tcPr>
@@ -8278,7 +8304,7 @@
       <w:rPr>
         <w:b/>
         <w:bCs/>
-        <w:color w:val="000000" w:themeColor="text1"/>
+        <w:color w:val="000000"/>
       </w:rPr>
       <w:tblPr/>
       <w:tcPr>
@@ -8297,7 +8323,7 @@
       <w:rPr>
         <w:b w:val="0"/>
         <w:bCs w:val="0"/>
-        <w:color w:val="000000" w:themeColor="text1"/>
+        <w:color w:val="000000"/>
       </w:rPr>
       <w:tblPr/>
       <w:tcPr>
@@ -8371,7 +8397,7 @@
         <w:bCs/>
         <w:i w:val="0"/>
         <w:iCs w:val="0"/>
-        <w:color w:val="FFFFFF" w:themeColor="background1"/>
+        <w:color w:val="000000"/>
       </w:rPr>
       <w:tblPr/>
       <w:tcPr>
@@ -8392,7 +8418,7 @@
         <w:bCs/>
         <w:i w:val="0"/>
         <w:iCs w:val="0"/>
-        <w:color w:val="FFFFFF" w:themeColor="background1"/>
+        <w:color w:val="000000"/>
       </w:rPr>
       <w:tblPr/>
       <w:tcPr>
@@ -8413,7 +8439,7 @@
         <w:bCs/>
         <w:i w:val="0"/>
         <w:iCs w:val="0"/>
-        <w:color w:val="FFFFFF" w:themeColor="background1"/>
+        <w:color w:val="000000"/>
       </w:rPr>
       <w:tblPr/>
       <w:tcPr>
@@ -8432,7 +8458,7 @@
         <w:bCs/>
         <w:i w:val="0"/>
         <w:iCs w:val="0"/>
-        <w:color w:val="FFFFFF" w:themeColor="background1"/>
+        <w:color w:val="000000"/>
       </w:rPr>
       <w:tblPr/>
       <w:tcPr>
@@ -8512,7 +8538,7 @@
         <w:bCs/>
         <w:i w:val="0"/>
         <w:iCs w:val="0"/>
-        <w:color w:val="FFFFFF" w:themeColor="background1"/>
+        <w:color w:val="000000"/>
       </w:rPr>
       <w:tblPr/>
       <w:tcPr>
@@ -8533,7 +8559,7 @@
         <w:bCs/>
         <w:i w:val="0"/>
         <w:iCs w:val="0"/>
-        <w:color w:val="FFFFFF" w:themeColor="background1"/>
+        <w:color w:val="000000"/>
       </w:rPr>
       <w:tblPr/>
       <w:tcPr>
@@ -8554,7 +8580,7 @@
         <w:bCs/>
         <w:i w:val="0"/>
         <w:iCs w:val="0"/>
-        <w:color w:val="FFFFFF" w:themeColor="background1"/>
+        <w:color w:val="000000"/>
       </w:rPr>
       <w:tblPr/>
       <w:tcPr>
@@ -8573,7 +8599,7 @@
         <w:bCs/>
         <w:i w:val="0"/>
         <w:iCs w:val="0"/>
-        <w:color w:val="FFFFFF" w:themeColor="background1"/>
+        <w:color w:val="000000"/>
       </w:rPr>
       <w:tblPr/>
       <w:tcPr>
@@ -8653,7 +8679,7 @@
         <w:bCs/>
         <w:i w:val="0"/>
         <w:iCs w:val="0"/>
-        <w:color w:val="FFFFFF" w:themeColor="background1"/>
+        <w:color w:val="000000"/>
       </w:rPr>
       <w:tblPr/>
       <w:tcPr>
@@ -8674,7 +8700,7 @@
         <w:bCs/>
         <w:i w:val="0"/>
         <w:iCs w:val="0"/>
-        <w:color w:val="FFFFFF" w:themeColor="background1"/>
+        <w:color w:val="000000"/>
       </w:rPr>
       <w:tblPr/>
       <w:tcPr>
@@ -8695,7 +8721,7 @@
         <w:bCs/>
         <w:i w:val="0"/>
         <w:iCs w:val="0"/>
-        <w:color w:val="FFFFFF" w:themeColor="background1"/>
+        <w:color w:val="000000"/>
       </w:rPr>
       <w:tblPr/>
       <w:tcPr>
@@ -8714,7 +8740,7 @@
         <w:bCs/>
         <w:i w:val="0"/>
         <w:iCs w:val="0"/>
-        <w:color w:val="FFFFFF" w:themeColor="background1"/>
+        <w:color w:val="000000"/>
       </w:rPr>
       <w:tblPr/>
       <w:tcPr>
@@ -8794,7 +8820,7 @@
         <w:bCs/>
         <w:i w:val="0"/>
         <w:iCs w:val="0"/>
-        <w:color w:val="FFFFFF" w:themeColor="background1"/>
+        <w:color w:val="000000"/>
       </w:rPr>
       <w:tblPr/>
       <w:tcPr>
@@ -8815,7 +8841,7 @@
         <w:bCs/>
         <w:i w:val="0"/>
         <w:iCs w:val="0"/>
-        <w:color w:val="FFFFFF" w:themeColor="background1"/>
+        <w:color w:val="000000"/>
       </w:rPr>
       <w:tblPr/>
       <w:tcPr>
@@ -8836,7 +8862,7 @@
         <w:bCs/>
         <w:i w:val="0"/>
         <w:iCs w:val="0"/>
-        <w:color w:val="FFFFFF" w:themeColor="background1"/>
+        <w:color w:val="000000"/>
       </w:rPr>
       <w:tblPr/>
       <w:tcPr>
@@ -8855,7 +8881,7 @@
         <w:bCs/>
         <w:i w:val="0"/>
         <w:iCs w:val="0"/>
-        <w:color w:val="FFFFFF" w:themeColor="background1"/>
+        <w:color w:val="000000"/>
       </w:rPr>
       <w:tblPr/>
       <w:tcPr>
@@ -8935,7 +8961,7 @@
         <w:bCs/>
         <w:i w:val="0"/>
         <w:iCs w:val="0"/>
-        <w:color w:val="FFFFFF" w:themeColor="background1"/>
+        <w:color w:val="000000"/>
       </w:rPr>
       <w:tblPr/>
       <w:tcPr>
@@ -8956,7 +8982,7 @@
         <w:bCs/>
         <w:i w:val="0"/>
         <w:iCs w:val="0"/>
-        <w:color w:val="FFFFFF" w:themeColor="background1"/>
+        <w:color w:val="000000"/>
       </w:rPr>
       <w:tblPr/>
       <w:tcPr>
@@ -8977,7 +9003,7 @@
         <w:bCs/>
         <w:i w:val="0"/>
         <w:iCs w:val="0"/>
-        <w:color w:val="FFFFFF" w:themeColor="background1"/>
+        <w:color w:val="000000"/>
       </w:rPr>
       <w:tblPr/>
       <w:tcPr>
@@ -8996,7 +9022,7 @@
         <w:bCs/>
         <w:i w:val="0"/>
         <w:iCs w:val="0"/>
-        <w:color w:val="FFFFFF" w:themeColor="background1"/>
+        <w:color w:val="000000"/>
       </w:rPr>
       <w:tblPr/>
       <w:tcPr>
@@ -9076,7 +9102,7 @@
         <w:bCs/>
         <w:i w:val="0"/>
         <w:iCs w:val="0"/>
-        <w:color w:val="FFFFFF" w:themeColor="background1"/>
+        <w:color w:val="000000"/>
       </w:rPr>
       <w:tblPr/>
       <w:tcPr>
@@ -9097,7 +9123,7 @@
         <w:bCs/>
         <w:i w:val="0"/>
         <w:iCs w:val="0"/>
-        <w:color w:val="FFFFFF" w:themeColor="background1"/>
+        <w:color w:val="000000"/>
       </w:rPr>
       <w:tblPr/>
       <w:tcPr>
@@ -9118,7 +9144,7 @@
         <w:bCs/>
         <w:i w:val="0"/>
         <w:iCs w:val="0"/>
-        <w:color w:val="FFFFFF" w:themeColor="background1"/>
+        <w:color w:val="000000"/>
       </w:rPr>
       <w:tblPr/>
       <w:tcPr>
@@ -9137,7 +9163,7 @@
         <w:bCs/>
         <w:i w:val="0"/>
         <w:iCs w:val="0"/>
-        <w:color w:val="FFFFFF" w:themeColor="background1"/>
+        <w:color w:val="000000"/>
       </w:rPr>
       <w:tblPr/>
       <w:tcPr>
@@ -9217,7 +9243,7 @@
         <w:bCs/>
         <w:i w:val="0"/>
         <w:iCs w:val="0"/>
-        <w:color w:val="FFFFFF" w:themeColor="background1"/>
+        <w:color w:val="000000"/>
       </w:rPr>
       <w:tblPr/>
       <w:tcPr>
@@ -9238,7 +9264,7 @@
         <w:bCs/>
         <w:i w:val="0"/>
         <w:iCs w:val="0"/>
-        <w:color w:val="FFFFFF" w:themeColor="background1"/>
+        <w:color w:val="000000"/>
       </w:rPr>
       <w:tblPr/>
       <w:tcPr>
@@ -9259,7 +9285,7 @@
         <w:bCs/>
         <w:i w:val="0"/>
         <w:iCs w:val="0"/>
-        <w:color w:val="FFFFFF" w:themeColor="background1"/>
+        <w:color w:val="000000"/>
       </w:rPr>
       <w:tblPr/>
       <w:tcPr>
@@ -9278,7 +9304,7 @@
         <w:bCs/>
         <w:i w:val="0"/>
         <w:iCs w:val="0"/>
-        <w:color w:val="FFFFFF" w:themeColor="background1"/>
+        <w:color w:val="000000"/>
       </w:rPr>
       <w:tblPr/>
       <w:tcPr>
@@ -9331,7 +9357,7 @@
       <w:spacing w:after="0" w:line="240" w:lineRule="auto"/>
     </w:pPr>
     <w:rPr>
-      <w:color w:val="FFFFFF" w:themeColor="background1"/>
+      <w:color w:val="000000"/>
     </w:rPr>
     <w:tblPr>
       <w:tblStyleRowBandSize w:val="1"/>
@@ -9445,7 +9471,7 @@
       <w:spacing w:after="0" w:line="240" w:lineRule="auto"/>
     </w:pPr>
     <w:rPr>
-      <w:color w:val="FFFFFF" w:themeColor="background1"/>
+      <w:color w:val="000000"/>
     </w:rPr>
     <w:tblPr>
       <w:tblStyleRowBandSize w:val="1"/>
@@ -9559,7 +9585,7 @@
       <w:spacing w:after="0" w:line="240" w:lineRule="auto"/>
     </w:pPr>
     <w:rPr>
-      <w:color w:val="FFFFFF" w:themeColor="background1"/>
+      <w:color w:val="000000"/>
     </w:rPr>
     <w:tblPr>
       <w:tblStyleRowBandSize w:val="1"/>
@@ -9673,7 +9699,7 @@
       <w:spacing w:after="0" w:line="240" w:lineRule="auto"/>
     </w:pPr>
     <w:rPr>
-      <w:color w:val="FFFFFF" w:themeColor="background1"/>
+      <w:color w:val="000000"/>
     </w:rPr>
     <w:tblPr>
       <w:tblStyleRowBandSize w:val="1"/>
@@ -9787,7 +9813,7 @@
       <w:spacing w:after="0" w:line="240" w:lineRule="auto"/>
     </w:pPr>
     <w:rPr>
-      <w:color w:val="FFFFFF" w:themeColor="background1"/>
+      <w:color w:val="000000"/>
     </w:rPr>
     <w:tblPr>
       <w:tblStyleRowBandSize w:val="1"/>
@@ -9901,7 +9927,7 @@
       <w:spacing w:after="0" w:line="240" w:lineRule="auto"/>
     </w:pPr>
     <w:rPr>
-      <w:color w:val="FFFFFF" w:themeColor="background1"/>
+      <w:color w:val="000000"/>
     </w:rPr>
     <w:tblPr>
       <w:tblStyleRowBandSize w:val="1"/>
@@ -10015,7 +10041,7 @@
       <w:spacing w:after="0" w:line="240" w:lineRule="auto"/>
     </w:pPr>
     <w:rPr>
-      <w:color w:val="FFFFFF" w:themeColor="background1"/>
+      <w:color w:val="000000"/>
     </w:rPr>
     <w:tblPr>
       <w:tblStyleRowBandSize w:val="1"/>
@@ -10129,7 +10155,7 @@
       <w:spacing w:after="0" w:line="240" w:lineRule="auto"/>
     </w:pPr>
     <w:rPr>
-      <w:color w:val="000000" w:themeColor="text1"/>
+      <w:color w:val="000000"/>
     </w:rPr>
     <w:tblPr>
       <w:tblStyleRowBandSize w:val="1"/>
@@ -10175,7 +10201,7 @@
       <w:rPr>
         <w:b/>
         <w:bCs/>
-        <w:color w:val="FFFFFF" w:themeColor="background1"/>
+        <w:color w:val="000000"/>
       </w:rPr>
       <w:tblPr/>
       <w:tcPr>
@@ -10187,7 +10213,7 @@
     </w:tblStylePr>
     <w:tblStylePr w:type="firstCol">
       <w:rPr>
-        <w:color w:val="FFFFFF" w:themeColor="background1"/>
+        <w:color w:val="000000"/>
       </w:rPr>
       <w:tblPr/>
       <w:tcPr>
@@ -10204,7 +10230,7 @@
     </w:tblStylePr>
     <w:tblStylePr w:type="lastCol">
       <w:rPr>
-        <w:color w:val="FFFFFF" w:themeColor="background1"/>
+        <w:color w:val="000000"/>
       </w:rPr>
       <w:tblPr/>
       <w:tcPr>
@@ -10233,12 +10259,12 @@
     </w:tblStylePr>
     <w:tblStylePr w:type="neCell">
       <w:rPr>
-        <w:color w:val="000000" w:themeColor="text1"/>
+        <w:color w:val="000000"/>
       </w:rPr>
     </w:tblStylePr>
     <w:tblStylePr w:type="nwCell">
       <w:rPr>
-        <w:color w:val="000000" w:themeColor="text1"/>
+        <w:color w:val="000000"/>
       </w:rPr>
     </w:tblStylePr>
   </w:style>
@@ -10251,7 +10277,7 @@
       <w:spacing w:after="0" w:line="240" w:lineRule="auto"/>
     </w:pPr>
     <w:rPr>
-      <w:color w:val="000000" w:themeColor="text1"/>
+      <w:color w:val="000000"/>
     </w:rPr>
     <w:tblPr>
       <w:tblStyleRowBandSize w:val="1"/>
@@ -10297,7 +10323,7 @@
       <w:rPr>
         <w:b/>
         <w:bCs/>
-        <w:color w:val="FFFFFF" w:themeColor="background1"/>
+        <w:color w:val="000000"/>
       </w:rPr>
       <w:tblPr/>
       <w:tcPr>
@@ -10309,7 +10335,7 @@
     </w:tblStylePr>
     <w:tblStylePr w:type="firstCol">
       <w:rPr>
-        <w:color w:val="FFFFFF" w:themeColor="background1"/>
+        <w:color w:val="000000"/>
       </w:rPr>
       <w:tblPr/>
       <w:tcPr>
@@ -10326,7 +10352,7 @@
     </w:tblStylePr>
     <w:tblStylePr w:type="lastCol">
       <w:rPr>
-        <w:color w:val="FFFFFF" w:themeColor="background1"/>
+        <w:color w:val="000000"/>
       </w:rPr>
       <w:tblPr/>
       <w:tcPr>
@@ -10355,12 +10381,12 @@
     </w:tblStylePr>
     <w:tblStylePr w:type="neCell">
       <w:rPr>
-        <w:color w:val="000000" w:themeColor="text1"/>
+        <w:color w:val="000000"/>
       </w:rPr>
     </w:tblStylePr>
     <w:tblStylePr w:type="nwCell">
       <w:rPr>
-        <w:color w:val="000000" w:themeColor="text1"/>
+        <w:color w:val="000000"/>
       </w:rPr>
     </w:tblStylePr>
   </w:style>
@@ -10373,7 +10399,7 @@
       <w:spacing w:after="0" w:line="240" w:lineRule="auto"/>
     </w:pPr>
     <w:rPr>
-      <w:color w:val="000000" w:themeColor="text1"/>
+      <w:color w:val="000000"/>
     </w:rPr>
     <w:tblPr>
       <w:tblStyleRowBandSize w:val="1"/>
@@ -10419,7 +10445,7 @@
       <w:rPr>
         <w:b/>
         <w:bCs/>
-        <w:color w:val="FFFFFF" w:themeColor="background1"/>
+        <w:color w:val="000000"/>
       </w:rPr>
       <w:tblPr/>
       <w:tcPr>
@@ -10431,7 +10457,7 @@
     </w:tblStylePr>
     <w:tblStylePr w:type="firstCol">
       <w:rPr>
-        <w:color w:val="FFFFFF" w:themeColor="background1"/>
+        <w:color w:val="000000"/>
       </w:rPr>
       <w:tblPr/>
       <w:tcPr>
@@ -10448,7 +10474,7 @@
     </w:tblStylePr>
     <w:tblStylePr w:type="lastCol">
       <w:rPr>
-        <w:color w:val="FFFFFF" w:themeColor="background1"/>
+        <w:color w:val="000000"/>
       </w:rPr>
       <w:tblPr/>
       <w:tcPr>
@@ -10477,12 +10503,12 @@
     </w:tblStylePr>
     <w:tblStylePr w:type="neCell">
       <w:rPr>
-        <w:color w:val="000000" w:themeColor="text1"/>
+        <w:color w:val="000000"/>
       </w:rPr>
     </w:tblStylePr>
     <w:tblStylePr w:type="nwCell">
       <w:rPr>
-        <w:color w:val="000000" w:themeColor="text1"/>
+        <w:color w:val="000000"/>
       </w:rPr>
     </w:tblStylePr>
   </w:style>
@@ -10495,7 +10521,7 @@
       <w:spacing w:after="0" w:line="240" w:lineRule="auto"/>
     </w:pPr>
     <w:rPr>
-      <w:color w:val="000000" w:themeColor="text1"/>
+      <w:color w:val="000000"/>
     </w:rPr>
     <w:tblPr>
       <w:tblStyleRowBandSize w:val="1"/>
@@ -10541,7 +10567,7 @@
       <w:rPr>
         <w:b/>
         <w:bCs/>
-        <w:color w:val="FFFFFF" w:themeColor="background1"/>
+        <w:color w:val="000000"/>
       </w:rPr>
       <w:tblPr/>
       <w:tcPr>
@@ -10553,7 +10579,7 @@
     </w:tblStylePr>
     <w:tblStylePr w:type="firstCol">
       <w:rPr>
-        <w:color w:val="FFFFFF" w:themeColor="background1"/>
+        <w:color w:val="000000"/>
       </w:rPr>
       <w:tblPr/>
       <w:tcPr>
@@ -10570,7 +10596,7 @@
     </w:tblStylePr>
     <w:tblStylePr w:type="lastCol">
       <w:rPr>
-        <w:color w:val="FFFFFF" w:themeColor="background1"/>
+        <w:color w:val="000000"/>
       </w:rPr>
       <w:tblPr/>
       <w:tcPr>
@@ -10607,7 +10633,7 @@
       <w:spacing w:after="0" w:line="240" w:lineRule="auto"/>
     </w:pPr>
     <w:rPr>
-      <w:color w:val="000000" w:themeColor="text1"/>
+      <w:color w:val="000000"/>
     </w:rPr>
     <w:tblPr>
       <w:tblStyleRowBandSize w:val="1"/>
@@ -10653,7 +10679,7 @@
       <w:rPr>
         <w:b/>
         <w:bCs/>
-        <w:color w:val="FFFFFF" w:themeColor="background1"/>
+        <w:color w:val="000000"/>
       </w:rPr>
       <w:tblPr/>
       <w:tcPr>
@@ -10665,7 +10691,7 @@
     </w:tblStylePr>
     <w:tblStylePr w:type="firstCol">
       <w:rPr>
-        <w:color w:val="FFFFFF" w:themeColor="background1"/>
+        <w:color w:val="000000"/>
       </w:rPr>
       <w:tblPr/>
       <w:tcPr>
@@ -10682,7 +10708,7 @@
     </w:tblStylePr>
     <w:tblStylePr w:type="lastCol">
       <w:rPr>
-        <w:color w:val="FFFFFF" w:themeColor="background1"/>
+        <w:color w:val="000000"/>
       </w:rPr>
       <w:tblPr/>
       <w:tcPr>
@@ -10711,12 +10737,12 @@
     </w:tblStylePr>
     <w:tblStylePr w:type="neCell">
       <w:rPr>
-        <w:color w:val="000000" w:themeColor="text1"/>
+        <w:color w:val="000000"/>
       </w:rPr>
     </w:tblStylePr>
     <w:tblStylePr w:type="nwCell">
       <w:rPr>
-        <w:color w:val="000000" w:themeColor="text1"/>
+        <w:color w:val="000000"/>
       </w:rPr>
     </w:tblStylePr>
   </w:style>
@@ -10729,7 +10755,7 @@
       <w:spacing w:after="0" w:line="240" w:lineRule="auto"/>
     </w:pPr>
     <w:rPr>
-      <w:color w:val="000000" w:themeColor="text1"/>
+      <w:color w:val="000000"/>
     </w:rPr>
     <w:tblPr>
       <w:tblStyleRowBandSize w:val="1"/>
@@ -10775,7 +10801,7 @@
       <w:rPr>
         <w:b/>
         <w:bCs/>
-        <w:color w:val="FFFFFF" w:themeColor="background1"/>
+        <w:color w:val="000000"/>
       </w:rPr>
       <w:tblPr/>
       <w:tcPr>
@@ -10787,7 +10813,7 @@
     </w:tblStylePr>
     <w:tblStylePr w:type="firstCol">
       <w:rPr>
-        <w:color w:val="FFFFFF" w:themeColor="background1"/>
+        <w:color w:val="000000"/>
       </w:rPr>
       <w:tblPr/>
       <w:tcPr>
@@ -10804,7 +10830,7 @@
     </w:tblStylePr>
     <w:tblStylePr w:type="lastCol">
       <w:rPr>
-        <w:color w:val="FFFFFF" w:themeColor="background1"/>
+        <w:color w:val="000000"/>
       </w:rPr>
       <w:tblPr/>
       <w:tcPr>
@@ -10833,12 +10859,12 @@
     </w:tblStylePr>
     <w:tblStylePr w:type="neCell">
       <w:rPr>
-        <w:color w:val="000000" w:themeColor="text1"/>
+        <w:color w:val="000000"/>
       </w:rPr>
     </w:tblStylePr>
     <w:tblStylePr w:type="nwCell">
       <w:rPr>
-        <w:color w:val="000000" w:themeColor="text1"/>
+        <w:color w:val="000000"/>
       </w:rPr>
     </w:tblStylePr>
   </w:style>
@@ -10851,7 +10877,7 @@
       <w:spacing w:after="0" w:line="240" w:lineRule="auto"/>
     </w:pPr>
     <w:rPr>
-      <w:color w:val="000000" w:themeColor="text1"/>
+      <w:color w:val="000000"/>
     </w:rPr>
     <w:tblPr>
       <w:tblStyleRowBandSize w:val="1"/>
@@ -10897,7 +10923,7 @@
       <w:rPr>
         <w:b/>
         <w:bCs/>
-        <w:color w:val="FFFFFF" w:themeColor="background1"/>
+        <w:color w:val="000000"/>
       </w:rPr>
       <w:tblPr/>
       <w:tcPr>
@@ -10909,7 +10935,7 @@
     </w:tblStylePr>
     <w:tblStylePr w:type="firstCol">
       <w:rPr>
-        <w:color w:val="FFFFFF" w:themeColor="background1"/>
+        <w:color w:val="000000"/>
       </w:rPr>
       <w:tblPr/>
       <w:tcPr>
@@ -10926,7 +10952,7 @@
     </w:tblStylePr>
     <w:tblStylePr w:type="lastCol">
       <w:rPr>
-        <w:color w:val="FFFFFF" w:themeColor="background1"/>
+        <w:color w:val="000000"/>
       </w:rPr>
       <w:tblPr/>
       <w:tcPr>
@@ -10955,12 +10981,12 @@
     </w:tblStylePr>
     <w:tblStylePr w:type="neCell">
       <w:rPr>
-        <w:color w:val="000000" w:themeColor="text1"/>
+        <w:color w:val="000000"/>
       </w:rPr>
     </w:tblStylePr>
     <w:tblStylePr w:type="nwCell">
       <w:rPr>
-        <w:color w:val="000000" w:themeColor="text1"/>
+        <w:color w:val="000000"/>
       </w:rPr>
     </w:tblStylePr>
   </w:style>
@@ -10973,7 +10999,7 @@
       <w:spacing w:after="0" w:line="240" w:lineRule="auto"/>
     </w:pPr>
     <w:rPr>
-      <w:color w:val="000000" w:themeColor="text1"/>
+      <w:color w:val="000000"/>
     </w:rPr>
     <w:tblPr>
       <w:tblStyleRowBandSize w:val="1"/>
@@ -10993,7 +11019,7 @@
       <w:rPr>
         <w:b/>
         <w:bCs/>
-        <w:color w:val="FFFFFF" w:themeColor="background1"/>
+        <w:color w:val="000000"/>
       </w:rPr>
       <w:tblPr/>
       <w:tcPr>
@@ -11007,7 +11033,7 @@
       <w:rPr>
         <w:b/>
         <w:bCs/>
-        <w:color w:val="9E3A38" w:themeColor="accent2" w:themeShade="CC"/>
+        <w:color w:val="000000"/>
       </w:rPr>
       <w:tblPr/>
       <w:tcPr>
@@ -11059,7 +11085,7 @@
       <w:spacing w:after="0" w:line="240" w:lineRule="auto"/>
     </w:pPr>
     <w:rPr>
-      <w:color w:val="000000" w:themeColor="text1"/>
+      <w:color w:val="000000"/>
     </w:rPr>
     <w:tblPr>
       <w:tblStyleRowBandSize w:val="1"/>
@@ -11079,7 +11105,7 @@
       <w:rPr>
         <w:b/>
         <w:bCs/>
-        <w:color w:val="FFFFFF" w:themeColor="background1"/>
+        <w:color w:val="000000"/>
       </w:rPr>
       <w:tblPr/>
       <w:tcPr>
@@ -11093,7 +11119,7 @@
       <w:rPr>
         <w:b/>
         <w:bCs/>
-        <w:color w:val="9E3A38" w:themeColor="accent2" w:themeShade="CC"/>
+        <w:color w:val="000000"/>
       </w:rPr>
       <w:tblPr/>
       <w:tcPr>
@@ -11145,7 +11171,7 @@
       <w:spacing w:after="0" w:line="240" w:lineRule="auto"/>
     </w:pPr>
     <w:rPr>
-      <w:color w:val="000000" w:themeColor="text1"/>
+      <w:color w:val="000000"/>
     </w:rPr>
     <w:tblPr>
       <w:tblStyleRowBandSize w:val="1"/>
@@ -11165,7 +11191,7 @@
       <w:rPr>
         <w:b/>
         <w:bCs/>
-        <w:color w:val="FFFFFF" w:themeColor="background1"/>
+        <w:color w:val="000000"/>
       </w:rPr>
       <w:tblPr/>
       <w:tcPr>
@@ -11179,7 +11205,7 @@
       <w:rPr>
         <w:b/>
         <w:bCs/>
-        <w:color w:val="9E3A38" w:themeColor="accent2" w:themeShade="CC"/>
+        <w:color w:val="000000"/>
       </w:rPr>
       <w:tblPr/>
       <w:tcPr>
@@ -11231,7 +11257,7 @@
       <w:spacing w:after="0" w:line="240" w:lineRule="auto"/>
     </w:pPr>
     <w:rPr>
-      <w:color w:val="000000" w:themeColor="text1"/>
+      <w:color w:val="000000"/>
     </w:rPr>
     <w:tblPr>
       <w:tblStyleRowBandSize w:val="1"/>
@@ -11251,7 +11277,7 @@
       <w:rPr>
         <w:b/>
         <w:bCs/>
-        <w:color w:val="FFFFFF" w:themeColor="background1"/>
+        <w:color w:val="000000"/>
       </w:rPr>
       <w:tblPr/>
       <w:tcPr>
@@ -11265,7 +11291,7 @@
       <w:rPr>
         <w:b/>
         <w:bCs/>
-        <w:color w:val="664E82" w:themeColor="accent4" w:themeShade="CC"/>
+        <w:color w:val="000000"/>
       </w:rPr>
       <w:tblPr/>
       <w:tcPr>
@@ -11317,7 +11343,7 @@
       <w:spacing w:after="0" w:line="240" w:lineRule="auto"/>
     </w:pPr>
     <w:rPr>
-      <w:color w:val="000000" w:themeColor="text1"/>
+      <w:color w:val="000000"/>
     </w:rPr>
     <w:tblPr>
       <w:tblStyleRowBandSize w:val="1"/>
@@ -11337,7 +11363,7 @@
       <w:rPr>
         <w:b/>
         <w:bCs/>
-        <w:color w:val="FFFFFF" w:themeColor="background1"/>
+        <w:color w:val="000000"/>
       </w:rPr>
       <w:tblPr/>
       <w:tcPr>
@@ -11351,7 +11377,7 @@
       <w:rPr>
         <w:b/>
         <w:bCs/>
-        <w:color w:val="7E9C40" w:themeColor="accent3" w:themeShade="CC"/>
+        <w:color w:val="000000"/>
       </w:rPr>
       <w:tblPr/>
       <w:tcPr>
@@ -11403,7 +11429,7 @@
       <w:spacing w:after="0" w:line="240" w:lineRule="auto"/>
     </w:pPr>
     <w:rPr>
-      <w:color w:val="000000" w:themeColor="text1"/>
+      <w:color w:val="000000"/>
     </w:rPr>
     <w:tblPr>
       <w:tblStyleRowBandSize w:val="1"/>
@@ -11423,7 +11449,7 @@
       <w:rPr>
         <w:b/>
         <w:bCs/>
-        <w:color w:val="FFFFFF" w:themeColor="background1"/>
+        <w:color w:val="000000"/>
       </w:rPr>
       <w:tblPr/>
       <w:tcPr>
@@ -11437,7 +11463,7 @@
       <w:rPr>
         <w:b/>
         <w:bCs/>
-        <w:color w:val="F2730A" w:themeColor="accent6" w:themeShade="CC"/>
+        <w:color w:val="000000"/>
       </w:rPr>
       <w:tblPr/>
       <w:tcPr>
@@ -11489,7 +11515,7 @@
       <w:spacing w:after="0" w:line="240" w:lineRule="auto"/>
     </w:pPr>
     <w:rPr>
-      <w:color w:val="000000" w:themeColor="text1"/>
+      <w:color w:val="000000"/>
     </w:rPr>
     <w:tblPr>
       <w:tblStyleRowBandSize w:val="1"/>
@@ -11509,7 +11535,7 @@
       <w:rPr>
         <w:b/>
         <w:bCs/>
-        <w:color w:val="FFFFFF" w:themeColor="background1"/>
+        <w:color w:val="000000"/>
       </w:rPr>
       <w:tblPr/>
       <w:tcPr>
@@ -11523,7 +11549,7 @@
       <w:rPr>
         <w:b/>
         <w:bCs/>
-        <w:color w:val="348DA5" w:themeColor="accent5" w:themeShade="CC"/>
+        <w:color w:val="000000"/>
       </w:rPr>
       <w:tblPr/>
       <w:tcPr>
@@ -11575,7 +11601,7 @@
       <w:spacing w:after="0" w:line="240" w:lineRule="auto"/>
     </w:pPr>
     <w:rPr>
-      <w:color w:val="000000" w:themeColor="text1"/>
+      <w:color w:val="000000"/>
     </w:rPr>
     <w:tblPr>
       <w:tblStyleRowBandSize w:val="1"/>
@@ -11608,7 +11634,7 @@
       <w:rPr>
         <w:b/>
         <w:bCs/>
-        <w:color w:val="000000" w:themeColor="text1"/>
+        <w:color w:val="000000"/>
       </w:rPr>
       <w:tblPr/>
       <w:tcPr>
@@ -11617,7 +11643,7 @@
     </w:tblStylePr>
     <w:tblStylePr w:type="firstCol">
       <w:rPr>
-        <w:color w:val="FFFFFF" w:themeColor="background1"/>
+        <w:color w:val="000000"/>
       </w:rPr>
       <w:tblPr/>
       <w:tcPr>
@@ -11626,7 +11652,7 @@
     </w:tblStylePr>
     <w:tblStylePr w:type="lastCol">
       <w:rPr>
-        <w:color w:val="FFFFFF" w:themeColor="background1"/>
+        <w:color w:val="000000"/>
       </w:rPr>
       <w:tblPr/>
       <w:tcPr>
@@ -11655,7 +11681,7 @@
       <w:spacing w:after="0" w:line="240" w:lineRule="auto"/>
     </w:pPr>
     <w:rPr>
-      <w:color w:val="000000" w:themeColor="text1"/>
+      <w:color w:val="000000"/>
     </w:rPr>
     <w:tblPr>
       <w:tblStyleRowBandSize w:val="1"/>
@@ -11688,7 +11714,7 @@
       <w:rPr>
         <w:b/>
         <w:bCs/>
-        <w:color w:val="000000" w:themeColor="text1"/>
+        <w:color w:val="000000"/>
       </w:rPr>
       <w:tblPr/>
       <w:tcPr>
@@ -11697,7 +11723,7 @@
     </w:tblStylePr>
     <w:tblStylePr w:type="firstCol">
       <w:rPr>
-        <w:color w:val="FFFFFF" w:themeColor="background1"/>
+        <w:color w:val="000000"/>
       </w:rPr>
       <w:tblPr/>
       <w:tcPr>
@@ -11706,7 +11732,7 @@
     </w:tblStylePr>
     <w:tblStylePr w:type="lastCol">
       <w:rPr>
-        <w:color w:val="FFFFFF" w:themeColor="background1"/>
+        <w:color w:val="000000"/>
       </w:rPr>
       <w:tblPr/>
       <w:tcPr>
@@ -11735,7 +11761,7 @@
       <w:spacing w:after="0" w:line="240" w:lineRule="auto"/>
     </w:pPr>
     <w:rPr>
-      <w:color w:val="000000" w:themeColor="text1"/>
+      <w:color w:val="000000"/>
     </w:rPr>
     <w:tblPr>
       <w:tblStyleRowBandSize w:val="1"/>
@@ -11768,7 +11794,7 @@
       <w:rPr>
         <w:b/>
         <w:bCs/>
-        <w:color w:val="000000" w:themeColor="text1"/>
+        <w:color w:val="000000"/>
       </w:rPr>
       <w:tblPr/>
       <w:tcPr>
@@ -11777,7 +11803,7 @@
     </w:tblStylePr>
     <w:tblStylePr w:type="firstCol">
       <w:rPr>
-        <w:color w:val="FFFFFF" w:themeColor="background1"/>
+        <w:color w:val="000000"/>
       </w:rPr>
       <w:tblPr/>
       <w:tcPr>
@@ -11786,7 +11812,7 @@
     </w:tblStylePr>
     <w:tblStylePr w:type="lastCol">
       <w:rPr>
-        <w:color w:val="FFFFFF" w:themeColor="background1"/>
+        <w:color w:val="000000"/>
       </w:rPr>
       <w:tblPr/>
       <w:tcPr>
@@ -11815,7 +11841,7 @@
       <w:spacing w:after="0" w:line="240" w:lineRule="auto"/>
     </w:pPr>
     <w:rPr>
-      <w:color w:val="000000" w:themeColor="text1"/>
+      <w:color w:val="000000"/>
     </w:rPr>
     <w:tblPr>
       <w:tblStyleRowBandSize w:val="1"/>
@@ -11848,7 +11874,7 @@
       <w:rPr>
         <w:b/>
         <w:bCs/>
-        <w:color w:val="000000" w:themeColor="text1"/>
+        <w:color w:val="000000"/>
       </w:rPr>
       <w:tblPr/>
       <w:tcPr>
@@ -11857,7 +11883,7 @@
     </w:tblStylePr>
     <w:tblStylePr w:type="firstCol">
       <w:rPr>
-        <w:color w:val="FFFFFF" w:themeColor="background1"/>
+        <w:color w:val="000000"/>
       </w:rPr>
       <w:tblPr/>
       <w:tcPr>
@@ -11866,7 +11892,7 @@
     </w:tblStylePr>
     <w:tblStylePr w:type="lastCol">
       <w:rPr>
-        <w:color w:val="FFFFFF" w:themeColor="background1"/>
+        <w:color w:val="000000"/>
       </w:rPr>
       <w:tblPr/>
       <w:tcPr>
@@ -11895,7 +11921,7 @@
       <w:spacing w:after="0" w:line="240" w:lineRule="auto"/>
     </w:pPr>
     <w:rPr>
-      <w:color w:val="000000" w:themeColor="text1"/>
+      <w:color w:val="000000"/>
     </w:rPr>
     <w:tblPr>
       <w:tblStyleRowBandSize w:val="1"/>
@@ -11928,7 +11954,7 @@
       <w:rPr>
         <w:b/>
         <w:bCs/>
-        <w:color w:val="000000" w:themeColor="text1"/>
+        <w:color w:val="000000"/>
       </w:rPr>
       <w:tblPr/>
       <w:tcPr>
@@ -11937,7 +11963,7 @@
     </w:tblStylePr>
     <w:tblStylePr w:type="firstCol">
       <w:rPr>
-        <w:color w:val="FFFFFF" w:themeColor="background1"/>
+        <w:color w:val="000000"/>
       </w:rPr>
       <w:tblPr/>
       <w:tcPr>
@@ -11946,7 +11972,7 @@
     </w:tblStylePr>
     <w:tblStylePr w:type="lastCol">
       <w:rPr>
-        <w:color w:val="FFFFFF" w:themeColor="background1"/>
+        <w:color w:val="000000"/>
       </w:rPr>
       <w:tblPr/>
       <w:tcPr>
@@ -11975,7 +12001,7 @@
       <w:spacing w:after="0" w:line="240" w:lineRule="auto"/>
     </w:pPr>
     <w:rPr>
-      <w:color w:val="000000" w:themeColor="text1"/>
+      <w:color w:val="000000"/>
     </w:rPr>
     <w:tblPr>
       <w:tblStyleRowBandSize w:val="1"/>
@@ -12008,7 +12034,7 @@
       <w:rPr>
         <w:b/>
         <w:bCs/>
-        <w:color w:val="000000" w:themeColor="text1"/>
+        <w:color w:val="000000"/>
       </w:rPr>
       <w:tblPr/>
       <w:tcPr>
@@ -12017,7 +12043,7 @@
     </w:tblStylePr>
     <w:tblStylePr w:type="firstCol">
       <w:rPr>
-        <w:color w:val="FFFFFF" w:themeColor="background1"/>
+        <w:color w:val="000000"/>
       </w:rPr>
       <w:tblPr/>
       <w:tcPr>
@@ -12026,7 +12052,7 @@
     </w:tblStylePr>
     <w:tblStylePr w:type="lastCol">
       <w:rPr>
-        <w:color w:val="FFFFFF" w:themeColor="background1"/>
+        <w:color w:val="000000"/>
       </w:rPr>
       <w:tblPr/>
       <w:tcPr>
@@ -12055,7 +12081,7 @@
       <w:spacing w:after="0" w:line="240" w:lineRule="auto"/>
     </w:pPr>
     <w:rPr>
-      <w:color w:val="000000" w:themeColor="text1"/>
+      <w:color w:val="000000"/>
     </w:rPr>
     <w:tblPr>
       <w:tblStyleRowBandSize w:val="1"/>
@@ -12088,7 +12114,7 @@
       <w:rPr>
         <w:b/>
         <w:bCs/>
-        <w:color w:val="000000" w:themeColor="text1"/>
+        <w:color w:val="000000"/>
       </w:rPr>
       <w:tblPr/>
       <w:tcPr>
@@ -12097,7 +12123,7 @@
     </w:tblStylePr>
     <w:tblStylePr w:type="firstCol">
       <w:rPr>
-        <w:color w:val="FFFFFF" w:themeColor="background1"/>
+        <w:color w:val="000000"/>
       </w:rPr>
       <w:tblPr/>
       <w:tcPr>
@@ -12106,7 +12132,7 @@
     </w:tblStylePr>
     <w:tblStylePr w:type="lastCol">
       <w:rPr>
-        <w:color w:val="FFFFFF" w:themeColor="background1"/>
+        <w:color w:val="000000"/>
       </w:rPr>
       <w:tblPr/>
       <w:tcPr>
@@ -23942,34 +23968,34 @@
         <a:sysClr val="window" lastClr="FFFFFF"/>
       </a:lt1>
       <a:dk2>
-        <a:srgbClr val="1F497D"/>
+        <a:srgbClr val="000000"/>
       </a:dk2>
       <a:lt2>
-        <a:srgbClr val="EEECE1"/>
+        <a:srgbClr val="000000"/>
       </a:lt2>
       <a:accent1>
-        <a:srgbClr val="4F81BD"/>
+        <a:srgbClr val="000000"/>
       </a:accent1>
       <a:accent2>
-        <a:srgbClr val="C0504D"/>
+        <a:srgbClr val="000000"/>
       </a:accent2>
       <a:accent3>
-        <a:srgbClr val="9BBB59"/>
+        <a:srgbClr val="000000"/>
       </a:accent3>
       <a:accent4>
-        <a:srgbClr val="8064A2"/>
+        <a:srgbClr val="000000"/>
       </a:accent4>
       <a:accent5>
-        <a:srgbClr val="4BACC6"/>
+        <a:srgbClr val="000000"/>
       </a:accent5>
       <a:accent6>
-        <a:srgbClr val="F79646"/>
+        <a:srgbClr val="000000"/>
       </a:accent6>
       <a:hlink>
-        <a:srgbClr val="0000FF"/>
+        <a:srgbClr val="000000"/>
       </a:hlink>
       <a:folHlink>
-        <a:srgbClr val="800080"/>
+        <a:srgbClr val="000000"/>
       </a:folHlink>
     </a:clrScheme>
     <a:fontScheme name="Office">
